--- a/WebContent/docx/BRCA12基因+同源重组修复缺陷评分（HRDscore）报告-济南中心.docx
+++ b/WebContent/docx/BRCA12基因+同源重组修复缺陷评分（HRDscore）报告-济南中心.docx
@@ -5249,7 +5249,6 @@
                 </w14:textFill>
               </w:rPr>
             </w:pPr>
-            <w:bookmarkStart w:id="39" w:name="_GoBack" w:colFirst="0" w:colLast="1"/>
             <w:r>
               <w:rPr>
                 <w:rFonts w:hint="eastAsia" w:ascii="宋体" w:hAnsi="宋体" w:eastAsia="宋体" w:cs="宋体"/>
@@ -5343,7 +5342,6 @@
           </w:p>
         </w:tc>
       </w:tr>
-      <w:bookmarkEnd w:id="39"/>
       <w:tr>
         <w:tblPrEx>
           <w:tblBorders>
@@ -6039,6 +6037,12 @@
             <w:insideH w:val="single" w:color="000000" w:themeColor="text1" w:sz="4" w:space="0"/>
             <w:insideV w:val="none" w:color="auto" w:sz="0" w:space="0"/>
           </w:tblBorders>
+          <w:tblCellMar>
+            <w:top w:w="0" w:type="dxa"/>
+            <w:left w:w="0" w:type="dxa"/>
+            <w:bottom w:w="0" w:type="dxa"/>
+            <w:right w:w="0" w:type="dxa"/>
+          </w:tblCellMar>
         </w:tblPrEx>
         <w:trPr>
           <w:trHeight w:val="510" w:hRule="atLeast"/>
@@ -17379,8 +17383,8 @@
         </w:rPr>
         <w:br w:type="page"/>
       </w:r>
-      <w:bookmarkStart w:id="4" w:name="_Toc26395"/>
-      <w:bookmarkStart w:id="5" w:name="_Toc31324"/>
+      <w:bookmarkStart w:id="4" w:name="_Toc31324"/>
+      <w:bookmarkStart w:id="5" w:name="_Toc26395"/>
     </w:p>
     <w:bookmarkEnd w:id="4"/>
     <w:bookmarkEnd w:id="5"/>
@@ -29089,12 +29093,12 @@
       </w:pPr>
       <w:bookmarkStart w:id="10" w:name="_Toc15114"/>
       <w:bookmarkStart w:id="11" w:name="_Toc3409"/>
-      <w:bookmarkStart w:id="12" w:name="_Toc20924"/>
-      <w:bookmarkStart w:id="13" w:name="_Toc27693"/>
+      <w:bookmarkStart w:id="12" w:name="_Toc31185"/>
+      <w:bookmarkStart w:id="13" w:name="_Toc20924"/>
       <w:bookmarkStart w:id="14" w:name="_Toc26985_WPSOffice_Level1"/>
-      <w:bookmarkStart w:id="15" w:name="_Toc31185"/>
-      <w:bookmarkStart w:id="16" w:name="_Toc28454_WPSOffice_Level1"/>
-      <w:bookmarkStart w:id="17" w:name="_Toc20170_WPSOffice_Level1"/>
+      <w:bookmarkStart w:id="15" w:name="_Toc28454_WPSOffice_Level1"/>
+      <w:bookmarkStart w:id="16" w:name="_Toc20170_WPSOffice_Level1"/>
+      <w:bookmarkStart w:id="17" w:name="_Toc27693"/>
       <w:r>
         <w:rPr>
           <w:rFonts w:ascii="Gotham Book" w:hAnsi="Gotham Book" w:eastAsia="方正德赛黑简体 512B" w:cs="Times New Roman"/>
@@ -32009,9 +32013,9 @@
           <w:lang w:eastAsia="zh-CN"/>
         </w:rPr>
       </w:pPr>
-      <w:bookmarkStart w:id="19" w:name="_Toc5400"/>
-      <w:bookmarkStart w:id="20" w:name="_Toc3846"/>
-      <w:bookmarkStart w:id="21" w:name="_Toc2622"/>
+      <w:bookmarkStart w:id="19" w:name="_Toc2622"/>
+      <w:bookmarkStart w:id="20" w:name="_Toc5400"/>
+      <w:bookmarkStart w:id="21" w:name="_Toc3846"/>
       <w:r>
         <w:rPr>
           <w:rFonts w:hint="eastAsia" w:ascii="宋体" w:hAnsi="宋体" w:eastAsia="宋体" w:cs="宋体"/>
@@ -32566,7 +32570,25 @@
             </w14:solidFill>
           </w14:textFill>
         </w:rPr>
-        <w:t>采用目标区域探针捕获技术，基于Illumina测序平台的二代高通量测序技术(NGS)对样本进行检测</w:t>
+        <w:t>采用目标区域探针捕获技术，基于</w:t>
+      </w:r>
+      <w:bookmarkStart w:id="39" w:name="_GoBack"/>
+      <w:bookmarkEnd w:id="39"/>
+      <w:r>
+        <w:rPr>
+          <w:rFonts w:hint="eastAsia" w:ascii="宋体" w:hAnsi="宋体" w:eastAsia="宋体" w:cs="宋体"/>
+          <w:bCs/>
+          <w:color w:val="000000" w:themeColor="text1"/>
+          <w:sz w:val="21"/>
+          <w:szCs w:val="21"/>
+          <w:lang w:eastAsia="zh-CN"/>
+          <w14:textFill>
+            <w14:solidFill>
+              <w14:schemeClr w14:val="tx1"/>
+            </w14:solidFill>
+          </w14:textFill>
+        </w:rPr>
+        <w:t>二代高通量测序技术(NGS)对样本进行检测</w:t>
       </w:r>
       <w:r>
         <w:rPr>
@@ -33077,8 +33099,8 @@
       <w:bookmarkEnd w:id="15"/>
       <w:bookmarkEnd w:id="16"/>
       <w:bookmarkEnd w:id="17"/>
-      <w:bookmarkStart w:id="26" w:name="_Toc19584_WPSOffice_Level1"/>
-      <w:bookmarkStart w:id="27" w:name="_Toc17792_WPSOffice_Level2"/>
+      <w:bookmarkStart w:id="26" w:name="_Toc17792_WPSOffice_Level2"/>
+      <w:bookmarkStart w:id="27" w:name="_Toc19584_WPSOffice_Level1"/>
       <w:bookmarkStart w:id="28" w:name="_Toc22162_WPSOffice_Level1"/>
       <w:bookmarkStart w:id="29" w:name="_Toc14611_WPSOffice_Level1"/>
       <w:bookmarkStart w:id="30" w:name="_Toc13275"/>

--- a/WebContent/docx/BRCA12基因+同源重组修复缺陷评分（HRDscore）报告-济南中心.docx
+++ b/WebContent/docx/BRCA12基因+同源重组修复缺陷评分（HRDscore）报告-济南中心.docx
@@ -5719,8 +5719,8 @@
           </w14:textFill>
         </w:rPr>
       </w:pPr>
-      <w:bookmarkStart w:id="0" w:name="_Toc30305"/>
-      <w:bookmarkStart w:id="1" w:name="_Toc149837259"/>
+      <w:bookmarkStart w:id="0" w:name="_Toc149837259"/>
+      <w:bookmarkStart w:id="1" w:name="_Toc30305"/>
       <w:r>
         <w:rPr>
           <w:rFonts w:ascii="Gotham Book" w:hAnsi="Gotham Book" w:eastAsia="方正德赛黑简体 512B" w:cs="Times New Roman"/>
@@ -6134,18 +6134,34 @@
             </w:pPr>
             <w:r>
               <w:rPr>
-                <w:rFonts w:hint="default" w:ascii="Times New Roman" w:hAnsi="Times New Roman" w:eastAsia="宋体" w:cs="Times New Roman"/>
+                <w:rFonts w:hint="eastAsia" w:ascii="Times New Roman" w:hAnsi="Times New Roman" w:eastAsia="宋体" w:cs="Times New Roman"/>
                 <w:b/>
                 <w:color w:val="FFFFFF" w:themeColor="background1"/>
                 <w:sz w:val="18"/>
                 <w:szCs w:val="18"/>
+                <w:lang w:val="en-US" w:eastAsia="zh-CN"/>
                 <w14:textFill>
                   <w14:solidFill>
                     <w14:schemeClr w14:val="bg1"/>
                   </w14:solidFill>
                 </w14:textFill>
               </w:rPr>
-              <w:t>突变基因</w:t>
+              <w:t>检测</w:t>
+            </w:r>
+            <w:r>
+              <w:rPr>
+                <w:rFonts w:hint="default" w:ascii="Times New Roman" w:hAnsi="Times New Roman" w:eastAsia="宋体" w:cs="Times New Roman"/>
+                <w:b/>
+                <w:color w:val="FFFFFF" w:themeColor="background1"/>
+                <w:sz w:val="18"/>
+                <w:szCs w:val="18"/>
+                <w14:textFill>
+                  <w14:solidFill>
+                    <w14:schemeClr w14:val="bg1"/>
+                  </w14:solidFill>
+                </w14:textFill>
+              </w:rPr>
+              <w:t>基因</w:t>
             </w:r>
           </w:p>
         </w:tc>
@@ -6608,7 +6624,7 @@
                 <w:highlight w:val="none"/>
                 <w:lang w:eastAsia="zh-CN"/>
               </w:rPr>
-              <w:t>{{ tip.comutation }}</w:t>
+              <w:t>{{ tip.comutation1 }}</w:t>
             </w:r>
           </w:p>
         </w:tc>
@@ -6659,7 +6675,7 @@
                 <w:highlight w:val="none"/>
                 <w:lang w:eastAsia="zh-CN"/>
               </w:rPr>
-              <w:t>-</w:t>
+              <w:t>{{ tip.comutation }}</w:t>
             </w:r>
           </w:p>
         </w:tc>
@@ -10191,23 +10207,7 @@
                   </w14:solidFill>
                 </w14:textFill>
               </w:rPr>
-              <w:t>突变</w:t>
-            </w:r>
-            <w:r>
-              <w:rPr>
-                <w:rFonts w:hint="eastAsia" w:ascii="宋体" w:hAnsi="宋体" w:eastAsia="宋体" w:cs="宋体"/>
-                <w:b/>
-                <w:bCs/>
-                <w:color w:val="FFFFFF" w:themeColor="background1"/>
-                <w:sz w:val="18"/>
-                <w:szCs w:val="18"/>
-                <w14:textFill>
-                  <w14:solidFill>
-                    <w14:schemeClr w14:val="bg1"/>
-                  </w14:solidFill>
-                </w14:textFill>
-              </w:rPr>
-              <w:t>基因</w:t>
+              <w:t>检测基因</w:t>
             </w:r>
           </w:p>
         </w:tc>
@@ -11604,6 +11604,7 @@
                 <w:color w:val="FFFFFF" w:themeColor="background1"/>
                 <w:sz w:val="18"/>
                 <w:szCs w:val="18"/>
+                <w:lang w:eastAsia="zh-CN"/>
                 <w14:textFill>
                   <w14:solidFill>
                     <w14:schemeClr w14:val="bg1"/>
@@ -11618,13 +11619,14 @@
                 <w:color w:val="FFFFFF" w:themeColor="background1"/>
                 <w:sz w:val="18"/>
                 <w:szCs w:val="18"/>
+                <w:lang w:eastAsia="zh-CN"/>
                 <w14:textFill>
                   <w14:solidFill>
                     <w14:schemeClr w14:val="bg1"/>
                   </w14:solidFill>
                 </w14:textFill>
               </w:rPr>
-              <w:t>突变基因</w:t>
+              <w:t>检测基因</w:t>
             </w:r>
           </w:p>
         </w:tc>
@@ -12853,8 +12855,8 @@
           <w:lang w:eastAsia="zh-CN"/>
         </w:rPr>
       </w:pPr>
-      <w:bookmarkStart w:id="2" w:name="_Toc17537"/>
-      <w:bookmarkStart w:id="3" w:name="_Toc289"/>
+      <w:bookmarkStart w:id="2" w:name="_Toc289"/>
+      <w:bookmarkStart w:id="3" w:name="_Toc17537"/>
       <w:r>
         <w:rPr>
           <w:rFonts w:hint="eastAsia" w:ascii="宋体" w:hAnsi="宋体" w:eastAsia="宋体" w:cs="宋体"/>
@@ -17681,12 +17683,6 @@
             <w:insideH w:val="single" w:color="A4A4A4" w:themeColor="background1" w:themeShade="A5" w:sz="4" w:space="0"/>
             <w:insideV w:val="single" w:color="A4A4A4" w:themeColor="background1" w:themeShade="A5" w:sz="4" w:space="0"/>
           </w:tblBorders>
-          <w:tblCellMar>
-            <w:top w:w="40" w:type="dxa"/>
-            <w:left w:w="40" w:type="dxa"/>
-            <w:bottom w:w="40" w:type="dxa"/>
-            <w:right w:w="40" w:type="dxa"/>
-          </w:tblCellMar>
         </w:tblPrEx>
         <w:trPr>
           <w:trHeight w:val="0" w:hRule="atLeast"/>
@@ -17728,7 +17724,7 @@
                 <w:szCs w:val="18"/>
                 <w:lang w:eastAsia="zh-CN"/>
               </w:rPr>
-              <w:t>{{ tdd.comutation }}</w:t>
+              <w:t>{{ tdd.comutation1 }}</w:t>
             </w:r>
           </w:p>
         </w:tc>
@@ -17783,7 +17779,7 @@
                 <w:szCs w:val="18"/>
                 <w:lang w:val="en-US" w:eastAsia="zh-CN"/>
               </w:rPr>
-              <w:t>-</w:t>
+              <w:t>{{tdd.comutation}}</w:t>
             </w:r>
           </w:p>
         </w:tc>
@@ -29091,14 +29087,14 @@
           <w:lang w:eastAsia="zh-CN"/>
         </w:rPr>
       </w:pPr>
-      <w:bookmarkStart w:id="10" w:name="_Toc15114"/>
-      <w:bookmarkStart w:id="11" w:name="_Toc3409"/>
+      <w:bookmarkStart w:id="10" w:name="_Toc3409"/>
+      <w:bookmarkStart w:id="11" w:name="_Toc15114"/>
       <w:bookmarkStart w:id="12" w:name="_Toc31185"/>
-      <w:bookmarkStart w:id="13" w:name="_Toc20924"/>
-      <w:bookmarkStart w:id="14" w:name="_Toc26985_WPSOffice_Level1"/>
-      <w:bookmarkStart w:id="15" w:name="_Toc28454_WPSOffice_Level1"/>
-      <w:bookmarkStart w:id="16" w:name="_Toc20170_WPSOffice_Level1"/>
-      <w:bookmarkStart w:id="17" w:name="_Toc27693"/>
+      <w:bookmarkStart w:id="13" w:name="_Toc20170_WPSOffice_Level1"/>
+      <w:bookmarkStart w:id="14" w:name="_Toc27693"/>
+      <w:bookmarkStart w:id="15" w:name="_Toc26985_WPSOffice_Level1"/>
+      <w:bookmarkStart w:id="16" w:name="_Toc28454_WPSOffice_Level1"/>
+      <w:bookmarkStart w:id="17" w:name="_Toc20924"/>
       <w:r>
         <w:rPr>
           <w:rFonts w:ascii="Gotham Book" w:hAnsi="Gotham Book" w:eastAsia="方正德赛黑简体 512B" w:cs="Times New Roman"/>
@@ -32013,8 +32009,8 @@
           <w:lang w:eastAsia="zh-CN"/>
         </w:rPr>
       </w:pPr>
-      <w:bookmarkStart w:id="19" w:name="_Toc2622"/>
-      <w:bookmarkStart w:id="20" w:name="_Toc5400"/>
+      <w:bookmarkStart w:id="19" w:name="_Toc5400"/>
+      <w:bookmarkStart w:id="20" w:name="_Toc2622"/>
       <w:bookmarkStart w:id="21" w:name="_Toc3846"/>
       <w:r>
         <w:rPr>
@@ -32124,8 +32120,8 @@
         </w:rPr>
       </w:pPr>
       <w:bookmarkStart w:id="22" w:name="_Toc7995"/>
-      <w:bookmarkStart w:id="23" w:name="_Toc10299"/>
-      <w:bookmarkStart w:id="24" w:name="_Toc126"/>
+      <w:bookmarkStart w:id="23" w:name="_Toc126"/>
+      <w:bookmarkStart w:id="24" w:name="_Toc10299"/>
       <w:r>
         <w:rPr>
           <w:rFonts w:hint="eastAsia" w:ascii="宋体" w:hAnsi="宋体" w:eastAsia="宋体" w:cs="宋体"/>
@@ -32570,25 +32566,7 @@
             </w14:solidFill>
           </w14:textFill>
         </w:rPr>
-        <w:t>采用目标区域探针捕获技术，基于</w:t>
-      </w:r>
-      <w:bookmarkStart w:id="39" w:name="_GoBack"/>
-      <w:bookmarkEnd w:id="39"/>
-      <w:r>
-        <w:rPr>
-          <w:rFonts w:hint="eastAsia" w:ascii="宋体" w:hAnsi="宋体" w:eastAsia="宋体" w:cs="宋体"/>
-          <w:bCs/>
-          <w:color w:val="000000" w:themeColor="text1"/>
-          <w:sz w:val="21"/>
-          <w:szCs w:val="21"/>
-          <w:lang w:eastAsia="zh-CN"/>
-          <w14:textFill>
-            <w14:solidFill>
-              <w14:schemeClr w14:val="tx1"/>
-            </w14:solidFill>
-          </w14:textFill>
-        </w:rPr>
-        <w:t>二代高通量测序技术(NGS)对样本进行检测</w:t>
+        <w:t>采用目标区域探针捕获技术，基于二代高通量测序技术(NGS)对样本进行检测</w:t>
       </w:r>
       <w:r>
         <w:rPr>
@@ -33099,12 +33077,12 @@
       <w:bookmarkEnd w:id="15"/>
       <w:bookmarkEnd w:id="16"/>
       <w:bookmarkEnd w:id="17"/>
-      <w:bookmarkStart w:id="26" w:name="_Toc17792_WPSOffice_Level2"/>
+      <w:bookmarkStart w:id="26" w:name="_Toc13275"/>
       <w:bookmarkStart w:id="27" w:name="_Toc19584_WPSOffice_Level1"/>
       <w:bookmarkStart w:id="28" w:name="_Toc22162_WPSOffice_Level1"/>
-      <w:bookmarkStart w:id="29" w:name="_Toc14611_WPSOffice_Level1"/>
-      <w:bookmarkStart w:id="30" w:name="_Toc13275"/>
-      <w:bookmarkStart w:id="31" w:name="_Toc22623"/>
+      <w:bookmarkStart w:id="29" w:name="_Toc17792_WPSOffice_Level2"/>
+      <w:bookmarkStart w:id="30" w:name="_Toc22623"/>
+      <w:bookmarkStart w:id="31" w:name="_Toc14611_WPSOffice_Level1"/>
     </w:p>
     <w:p>
       <w:pPr>
@@ -33116,8 +33094,8 @@
           <w:lang w:val="en-US" w:eastAsia="zh-CN"/>
         </w:rPr>
       </w:pPr>
-      <w:bookmarkStart w:id="32" w:name="_Toc24849"/>
-      <w:bookmarkStart w:id="33" w:name="_Toc22967"/>
+      <w:bookmarkStart w:id="32" w:name="_Toc22967"/>
+      <w:bookmarkStart w:id="33" w:name="_Toc24849"/>
       <w:bookmarkStart w:id="34" w:name="_Toc23906"/>
       <w:bookmarkStart w:id="35" w:name="_Toc21361"/>
       <w:r>
@@ -35095,7 +35073,6 @@
   <w:p>
     <w:pPr>
       <w:spacing w:before="138" w:line="192" w:lineRule="auto"/>
-      <w:ind w:firstLine="1050" w:firstLineChars="500"/>
       <w:rPr>
         <w:rFonts w:ascii="楷体" w:hAnsi="楷体" w:eastAsia="楷体" w:cs="楷体"/>
         <w:b/>
@@ -35104,61 +35081,7 @@
         <w:szCs w:val="24"/>
       </w:rPr>
     </w:pPr>
-    <w:r>
-      <w:drawing>
-        <wp:anchor distT="0" distB="0" distL="114300" distR="114300" simplePos="0" relativeHeight="251662336" behindDoc="1" locked="0" layoutInCell="1" allowOverlap="1">
-          <wp:simplePos x="0" y="0"/>
-          <wp:positionH relativeFrom="column">
-            <wp:posOffset>-88900</wp:posOffset>
-          </wp:positionH>
-          <wp:positionV relativeFrom="paragraph">
-            <wp:posOffset>-113665</wp:posOffset>
-          </wp:positionV>
-          <wp:extent cx="680720" cy="680720"/>
-          <wp:effectExtent l="0" t="0" r="5080" b="5080"/>
-          <wp:wrapTight wrapText="bothSides">
-            <wp:wrapPolygon>
-              <wp:start x="0" y="0"/>
-              <wp:lineTo x="0" y="21278"/>
-              <wp:lineTo x="21278" y="21278"/>
-              <wp:lineTo x="21278" y="0"/>
-              <wp:lineTo x="0" y="0"/>
-            </wp:wrapPolygon>
-          </wp:wrapTight>
-          <wp:docPr id="39" name="图片 39" descr="院标"/>
-          <wp:cNvGraphicFramePr>
-            <a:graphicFrameLocks xmlns:a="http://schemas.openxmlformats.org/drawingml/2006/main" noChangeAspect="1"/>
-          </wp:cNvGraphicFramePr>
-          <a:graphic xmlns:a="http://schemas.openxmlformats.org/drawingml/2006/main">
-            <a:graphicData uri="http://schemas.openxmlformats.org/drawingml/2006/picture">
-              <pic:pic xmlns:pic="http://schemas.openxmlformats.org/drawingml/2006/picture">
-                <pic:nvPicPr>
-                  <pic:cNvPr id="39" name="图片 39" descr="院标"/>
-                  <pic:cNvPicPr>
-                    <a:picLocks noChangeAspect="1"/>
-                  </pic:cNvPicPr>
-                </pic:nvPicPr>
-                <pic:blipFill>
-                  <a:blip r:embed="rId1"/>
-                  <a:stretch>
-                    <a:fillRect/>
-                  </a:stretch>
-                </pic:blipFill>
-                <pic:spPr>
-                  <a:xfrm>
-                    <a:off x="0" y="0"/>
-                    <a:ext cx="680720" cy="680720"/>
-                  </a:xfrm>
-                  <a:prstGeom prst="rect">
-                    <a:avLst/>
-                  </a:prstGeom>
-                </pic:spPr>
-              </pic:pic>
-            </a:graphicData>
-          </a:graphic>
-        </wp:anchor>
-      </w:drawing>
-    </w:r>
+    <w:bookmarkStart w:id="39" w:name="_GoBack"/>
     <w:r>
       <w:rPr>
         <w:rFonts w:hint="eastAsia" w:ascii="楷体" w:hAnsi="楷体" w:eastAsia="楷体" w:cs="楷体"/>
@@ -35168,13 +35091,13 @@
         <w:szCs w:val="24"/>
       </w:rPr>
       <w:drawing>
-        <wp:anchor distT="0" distB="0" distL="114300" distR="114300" simplePos="0" relativeHeight="251663360" behindDoc="1" locked="0" layoutInCell="1" allowOverlap="1">
+        <wp:anchor distT="0" distB="0" distL="114300" distR="114300" simplePos="0" relativeHeight="251662336" behindDoc="1" locked="0" layoutInCell="1" allowOverlap="1">
           <wp:simplePos x="0" y="0"/>
           <wp:positionH relativeFrom="column">
             <wp:posOffset>5109845</wp:posOffset>
           </wp:positionH>
           <wp:positionV relativeFrom="paragraph">
-            <wp:posOffset>-93345</wp:posOffset>
+            <wp:posOffset>23495</wp:posOffset>
           </wp:positionV>
           <wp:extent cx="1073150" cy="643890"/>
           <wp:effectExtent l="0" t="0" r="8890" b="11430"/>
@@ -35201,7 +35124,7 @@
                   </pic:cNvPicPr>
                 </pic:nvPicPr>
                 <pic:blipFill>
-                  <a:blip r:embed="rId2"/>
+                  <a:blip r:embed="rId1"/>
                   <a:stretch>
                     <a:fillRect/>
                   </a:stretch>
@@ -35221,6 +35144,7 @@
         </wp:anchor>
       </w:drawing>
     </w:r>
+    <w:bookmarkEnd w:id="39"/>
     <w:r>
       <w:rPr>
         <w:rFonts w:hint="eastAsia" w:ascii="楷体" w:hAnsi="楷体" w:eastAsia="楷体" w:cs="楷体"/>
@@ -35229,156 +35153,52 @@
         <w:sz w:val="24"/>
         <w:szCs w:val="24"/>
       </w:rPr>
-      <w:t>山 东 第 一 医 科 大 学 附 属 中 心 医 院</w:t>
-    </w:r>
-  </w:p>
-  <w:p>
-    <w:pPr>
-      <w:spacing w:before="60" w:line="268" w:lineRule="exact"/>
-      <w:ind w:firstLine="1077"/>
-    </w:pPr>
-    <w:r>
-      <w:rPr>
-        <w:rFonts w:ascii="Times New Roman" w:hAnsi="Times New Roman" w:eastAsia="Times New Roman" w:cs="Times New Roman"/>
-        <w:b/>
-        <w:bCs/>
-        <w:color w:val="333333"/>
-        <w:spacing w:val="-2"/>
-        <w:position w:val="1"/>
-        <w:sz w:val="19"/>
-        <w:szCs w:val="19"/>
-      </w:rPr>
-      <w:t>Central</w:t>
-    </w:r>
-    <w:r>
-      <w:rPr>
-        <w:rFonts w:hint="eastAsia" w:ascii="Times New Roman" w:hAnsi="Times New Roman" w:eastAsia="宋体" w:cs="Times New Roman"/>
-        <w:b/>
-        <w:bCs/>
-        <w:color w:val="333333"/>
-        <w:spacing w:val="-2"/>
-        <w:position w:val="1"/>
-        <w:sz w:val="19"/>
-        <w:szCs w:val="19"/>
-      </w:rPr>
-      <w:t xml:space="preserve"> </w:t>
-    </w:r>
-    <w:r>
-      <w:rPr>
-        <w:rFonts w:ascii="Times New Roman" w:hAnsi="Times New Roman" w:eastAsia="Times New Roman" w:cs="Times New Roman"/>
-        <w:b/>
-        <w:bCs/>
-        <w:color w:val="333333"/>
-        <w:spacing w:val="-2"/>
-        <w:position w:val="1"/>
-        <w:sz w:val="19"/>
-        <w:szCs w:val="19"/>
-      </w:rPr>
-      <w:t>Hospital</w:t>
-    </w:r>
-    <w:r>
-      <w:rPr>
-        <w:rFonts w:hint="eastAsia" w:ascii="Times New Roman" w:hAnsi="Times New Roman" w:eastAsia="宋体" w:cs="Times New Roman"/>
-        <w:b/>
-        <w:bCs/>
-        <w:color w:val="333333"/>
-        <w:spacing w:val="-2"/>
-        <w:position w:val="1"/>
-        <w:sz w:val="19"/>
-        <w:szCs w:val="19"/>
-      </w:rPr>
-      <w:t xml:space="preserve"> </w:t>
-    </w:r>
-    <w:r>
-      <w:rPr>
-        <w:rFonts w:ascii="Times New Roman" w:hAnsi="Times New Roman" w:eastAsia="Times New Roman" w:cs="Times New Roman"/>
-        <w:b/>
-        <w:bCs/>
-        <w:color w:val="333333"/>
-        <w:spacing w:val="-2"/>
-        <w:position w:val="1"/>
-        <w:sz w:val="19"/>
-        <w:szCs w:val="19"/>
-      </w:rPr>
-      <w:t>Affiliated</w:t>
-    </w:r>
-    <w:r>
-      <w:rPr>
-        <w:rFonts w:hint="eastAsia" w:ascii="Times New Roman" w:hAnsi="Times New Roman" w:eastAsia="宋体" w:cs="Times New Roman"/>
-        <w:b/>
-        <w:bCs/>
-        <w:color w:val="333333"/>
-        <w:spacing w:val="-2"/>
-        <w:position w:val="1"/>
-        <w:sz w:val="19"/>
-        <w:szCs w:val="19"/>
-      </w:rPr>
-      <w:t xml:space="preserve"> </w:t>
-    </w:r>
-    <w:r>
-      <w:rPr>
-        <w:rFonts w:ascii="Times New Roman" w:hAnsi="Times New Roman" w:eastAsia="Times New Roman" w:cs="Times New Roman"/>
-        <w:b/>
-        <w:bCs/>
-        <w:color w:val="333333"/>
-        <w:spacing w:val="-2"/>
-        <w:position w:val="1"/>
-        <w:sz w:val="19"/>
-        <w:szCs w:val="19"/>
-      </w:rPr>
-      <w:t>to</w:t>
-    </w:r>
-    <w:r>
-      <w:rPr>
-        <w:rFonts w:hint="eastAsia" w:ascii="Times New Roman" w:hAnsi="Times New Roman" w:eastAsia="宋体" w:cs="Times New Roman"/>
-        <w:b/>
-        <w:bCs/>
-        <w:color w:val="333333"/>
-        <w:spacing w:val="-2"/>
-        <w:position w:val="1"/>
-        <w:sz w:val="19"/>
-        <w:szCs w:val="19"/>
-      </w:rPr>
-      <w:t xml:space="preserve"> </w:t>
-    </w:r>
-    <w:r>
-      <w:rPr>
-        <w:rFonts w:ascii="Times New Roman" w:hAnsi="Times New Roman" w:eastAsia="Times New Roman" w:cs="Times New Roman"/>
-        <w:b/>
-        <w:bCs/>
-        <w:color w:val="333333"/>
-        <w:spacing w:val="-2"/>
-        <w:position w:val="1"/>
-        <w:sz w:val="19"/>
-        <w:szCs w:val="19"/>
-      </w:rPr>
-      <w:t>Shandong</w:t>
-    </w:r>
-    <w:r>
-      <w:rPr>
-        <w:rFonts w:hint="eastAsia" w:ascii="Times New Roman" w:hAnsi="Times New Roman" w:eastAsia="宋体" w:cs="Times New Roman"/>
-        <w:b/>
-        <w:bCs/>
-        <w:color w:val="333333"/>
-        <w:spacing w:val="-2"/>
-        <w:position w:val="1"/>
-        <w:sz w:val="19"/>
-        <w:szCs w:val="19"/>
-      </w:rPr>
-      <w:t xml:space="preserve"> First Medical </w:t>
-    </w:r>
-    <w:r>
-      <w:rPr>
-        <w:rFonts w:ascii="Times New Roman" w:hAnsi="Times New Roman" w:eastAsia="Times New Roman" w:cs="Times New Roman"/>
-        <w:b/>
-        <w:bCs/>
-        <w:color w:val="333333"/>
-        <w:spacing w:val="-2"/>
-        <w:position w:val="1"/>
-        <w:sz w:val="19"/>
-        <w:szCs w:val="19"/>
-      </w:rPr>
-      <w:t>University</w:t>
+      <w:drawing>
+        <wp:anchor distT="0" distB="0" distL="114300" distR="114300" simplePos="0" relativeHeight="251664384" behindDoc="0" locked="0" layoutInCell="1" allowOverlap="1">
+          <wp:simplePos x="0" y="0"/>
+          <wp:positionH relativeFrom="column">
+            <wp:posOffset>0</wp:posOffset>
+          </wp:positionH>
+          <wp:positionV relativeFrom="paragraph">
+            <wp:posOffset>8255</wp:posOffset>
+          </wp:positionV>
+          <wp:extent cx="4257675" cy="683895"/>
+          <wp:effectExtent l="0" t="0" r="9525" b="1905"/>
+          <wp:wrapNone/>
+          <wp:docPr id="12" name="图片 12" descr="2a99611148d5cea56ef079e892e4594d"/>
+          <wp:cNvGraphicFramePr>
+            <a:graphicFrameLocks xmlns:a="http://schemas.openxmlformats.org/drawingml/2006/main" noChangeAspect="1"/>
+          </wp:cNvGraphicFramePr>
+          <a:graphic xmlns:a="http://schemas.openxmlformats.org/drawingml/2006/main">
+            <a:graphicData uri="http://schemas.openxmlformats.org/drawingml/2006/picture">
+              <pic:pic xmlns:pic="http://schemas.openxmlformats.org/drawingml/2006/picture">
+                <pic:nvPicPr>
+                  <pic:cNvPr id="12" name="图片 12" descr="2a99611148d5cea56ef079e892e4594d"/>
+                  <pic:cNvPicPr>
+                    <a:picLocks noChangeAspect="1"/>
+                  </pic:cNvPicPr>
+                </pic:nvPicPr>
+                <pic:blipFill>
+                  <a:blip r:embed="rId2"/>
+                  <a:srcRect l="1336" t="23016" b="8995"/>
+                  <a:stretch>
+                    <a:fillRect/>
+                  </a:stretch>
+                </pic:blipFill>
+                <pic:spPr>
+                  <a:xfrm>
+                    <a:off x="0" y="0"/>
+                    <a:ext cx="4257675" cy="683895"/>
+                  </a:xfrm>
+                  <a:prstGeom prst="rect">
+                    <a:avLst/>
+                  </a:prstGeom>
+                </pic:spPr>
+              </pic:pic>
+            </a:graphicData>
+          </a:graphic>
+        </wp:anchor>
+      </w:drawing>
     </w:r>
   </w:p>
   <w:p>
@@ -35418,70 +35238,7 @@
   <w:p>
     <w:pPr>
       <w:spacing w:before="138" w:line="192" w:lineRule="auto"/>
-      <w:ind w:firstLine="1050" w:firstLineChars="500"/>
-      <w:rPr>
-        <w:rFonts w:ascii="楷体" w:hAnsi="楷体" w:eastAsia="楷体" w:cs="楷体"/>
-        <w:b/>
-        <w:bCs/>
-        <w:sz w:val="24"/>
-        <w:szCs w:val="24"/>
-      </w:rPr>
     </w:pPr>
-    <w:r>
-      <w:drawing>
-        <wp:anchor distT="0" distB="0" distL="114300" distR="114300" simplePos="0" relativeHeight="251660288" behindDoc="1" locked="0" layoutInCell="1" allowOverlap="1">
-          <wp:simplePos x="0" y="0"/>
-          <wp:positionH relativeFrom="column">
-            <wp:posOffset>-88900</wp:posOffset>
-          </wp:positionH>
-          <wp:positionV relativeFrom="paragraph">
-            <wp:posOffset>-113665</wp:posOffset>
-          </wp:positionV>
-          <wp:extent cx="680720" cy="680720"/>
-          <wp:effectExtent l="0" t="0" r="5080" b="5080"/>
-          <wp:wrapTight wrapText="bothSides">
-            <wp:wrapPolygon>
-              <wp:start x="0" y="0"/>
-              <wp:lineTo x="0" y="21157"/>
-              <wp:lineTo x="21157" y="21157"/>
-              <wp:lineTo x="21157" y="0"/>
-              <wp:lineTo x="0" y="0"/>
-            </wp:wrapPolygon>
-          </wp:wrapTight>
-          <wp:docPr id="15" name="图片 15" descr="院标"/>
-          <wp:cNvGraphicFramePr>
-            <a:graphicFrameLocks xmlns:a="http://schemas.openxmlformats.org/drawingml/2006/main" noChangeAspect="1"/>
-          </wp:cNvGraphicFramePr>
-          <a:graphic xmlns:a="http://schemas.openxmlformats.org/drawingml/2006/main">
-            <a:graphicData uri="http://schemas.openxmlformats.org/drawingml/2006/picture">
-              <pic:pic xmlns:pic="http://schemas.openxmlformats.org/drawingml/2006/picture">
-                <pic:nvPicPr>
-                  <pic:cNvPr id="15" name="图片 15" descr="院标"/>
-                  <pic:cNvPicPr>
-                    <a:picLocks noChangeAspect="1"/>
-                  </pic:cNvPicPr>
-                </pic:nvPicPr>
-                <pic:blipFill>
-                  <a:blip r:embed="rId1"/>
-                  <a:stretch>
-                    <a:fillRect/>
-                  </a:stretch>
-                </pic:blipFill>
-                <pic:spPr>
-                  <a:xfrm>
-                    <a:off x="0" y="0"/>
-                    <a:ext cx="680720" cy="680720"/>
-                  </a:xfrm>
-                  <a:prstGeom prst="rect">
-                    <a:avLst/>
-                  </a:prstGeom>
-                </pic:spPr>
-              </pic:pic>
-            </a:graphicData>
-          </a:graphic>
-        </wp:anchor>
-      </w:drawing>
-    </w:r>
     <w:r>
       <w:rPr>
         <w:rFonts w:hint="eastAsia" w:ascii="楷体" w:hAnsi="楷体" w:eastAsia="楷体" w:cs="楷体"/>
@@ -35494,10 +35251,10 @@
         <wp:anchor distT="0" distB="0" distL="114300" distR="114300" simplePos="0" relativeHeight="251661312" behindDoc="1" locked="0" layoutInCell="1" allowOverlap="1">
           <wp:simplePos x="0" y="0"/>
           <wp:positionH relativeFrom="column">
-            <wp:posOffset>5109845</wp:posOffset>
+            <wp:posOffset>5076190</wp:posOffset>
           </wp:positionH>
           <wp:positionV relativeFrom="paragraph">
-            <wp:posOffset>-93345</wp:posOffset>
+            <wp:posOffset>1905</wp:posOffset>
           </wp:positionV>
           <wp:extent cx="1073150" cy="643890"/>
           <wp:effectExtent l="0" t="0" r="12700" b="3810"/>
@@ -35524,7 +35281,7 @@
                   </pic:cNvPicPr>
                 </pic:nvPicPr>
                 <pic:blipFill>
-                  <a:blip r:embed="rId2"/>
+                  <a:blip r:embed="rId1"/>
                   <a:stretch>
                     <a:fillRect/>
                   </a:stretch>
@@ -35552,156 +35309,52 @@
         <w:sz w:val="24"/>
         <w:szCs w:val="24"/>
       </w:rPr>
-      <w:t>山 东 第 一 医 科 大 学 附 属 中 心 医 院</w:t>
-    </w:r>
-  </w:p>
-  <w:p>
-    <w:pPr>
-      <w:spacing w:before="60" w:line="268" w:lineRule="exact"/>
-      <w:ind w:firstLine="1077"/>
-    </w:pPr>
-    <w:r>
-      <w:rPr>
-        <w:rFonts w:ascii="Times New Roman" w:hAnsi="Times New Roman" w:eastAsia="Times New Roman" w:cs="Times New Roman"/>
-        <w:b/>
-        <w:bCs/>
-        <w:color w:val="333333"/>
-        <w:spacing w:val="-2"/>
-        <w:position w:val="1"/>
-        <w:sz w:val="19"/>
-        <w:szCs w:val="19"/>
-      </w:rPr>
-      <w:t>Central</w:t>
-    </w:r>
-    <w:r>
-      <w:rPr>
-        <w:rFonts w:hint="eastAsia" w:ascii="Times New Roman" w:hAnsi="Times New Roman" w:eastAsia="宋体" w:cs="Times New Roman"/>
-        <w:b/>
-        <w:bCs/>
-        <w:color w:val="333333"/>
-        <w:spacing w:val="-2"/>
-        <w:position w:val="1"/>
-        <w:sz w:val="19"/>
-        <w:szCs w:val="19"/>
-      </w:rPr>
-      <w:t xml:space="preserve"> </w:t>
-    </w:r>
-    <w:r>
-      <w:rPr>
-        <w:rFonts w:ascii="Times New Roman" w:hAnsi="Times New Roman" w:eastAsia="Times New Roman" w:cs="Times New Roman"/>
-        <w:b/>
-        <w:bCs/>
-        <w:color w:val="333333"/>
-        <w:spacing w:val="-2"/>
-        <w:position w:val="1"/>
-        <w:sz w:val="19"/>
-        <w:szCs w:val="19"/>
-      </w:rPr>
-      <w:t>Hospital</w:t>
-    </w:r>
-    <w:r>
-      <w:rPr>
-        <w:rFonts w:hint="eastAsia" w:ascii="Times New Roman" w:hAnsi="Times New Roman" w:eastAsia="宋体" w:cs="Times New Roman"/>
-        <w:b/>
-        <w:bCs/>
-        <w:color w:val="333333"/>
-        <w:spacing w:val="-2"/>
-        <w:position w:val="1"/>
-        <w:sz w:val="19"/>
-        <w:szCs w:val="19"/>
-      </w:rPr>
-      <w:t xml:space="preserve"> </w:t>
-    </w:r>
-    <w:r>
-      <w:rPr>
-        <w:rFonts w:ascii="Times New Roman" w:hAnsi="Times New Roman" w:eastAsia="Times New Roman" w:cs="Times New Roman"/>
-        <w:b/>
-        <w:bCs/>
-        <w:color w:val="333333"/>
-        <w:spacing w:val="-2"/>
-        <w:position w:val="1"/>
-        <w:sz w:val="19"/>
-        <w:szCs w:val="19"/>
-      </w:rPr>
-      <w:t>Affiliated</w:t>
-    </w:r>
-    <w:r>
-      <w:rPr>
-        <w:rFonts w:hint="eastAsia" w:ascii="Times New Roman" w:hAnsi="Times New Roman" w:eastAsia="宋体" w:cs="Times New Roman"/>
-        <w:b/>
-        <w:bCs/>
-        <w:color w:val="333333"/>
-        <w:spacing w:val="-2"/>
-        <w:position w:val="1"/>
-        <w:sz w:val="19"/>
-        <w:szCs w:val="19"/>
-      </w:rPr>
-      <w:t xml:space="preserve"> </w:t>
-    </w:r>
-    <w:r>
-      <w:rPr>
-        <w:rFonts w:ascii="Times New Roman" w:hAnsi="Times New Roman" w:eastAsia="Times New Roman" w:cs="Times New Roman"/>
-        <w:b/>
-        <w:bCs/>
-        <w:color w:val="333333"/>
-        <w:spacing w:val="-2"/>
-        <w:position w:val="1"/>
-        <w:sz w:val="19"/>
-        <w:szCs w:val="19"/>
-      </w:rPr>
-      <w:t>to</w:t>
-    </w:r>
-    <w:r>
-      <w:rPr>
-        <w:rFonts w:hint="eastAsia" w:ascii="Times New Roman" w:hAnsi="Times New Roman" w:eastAsia="宋体" w:cs="Times New Roman"/>
-        <w:b/>
-        <w:bCs/>
-        <w:color w:val="333333"/>
-        <w:spacing w:val="-2"/>
-        <w:position w:val="1"/>
-        <w:sz w:val="19"/>
-        <w:szCs w:val="19"/>
-      </w:rPr>
-      <w:t xml:space="preserve"> </w:t>
-    </w:r>
-    <w:r>
-      <w:rPr>
-        <w:rFonts w:ascii="Times New Roman" w:hAnsi="Times New Roman" w:eastAsia="Times New Roman" w:cs="Times New Roman"/>
-        <w:b/>
-        <w:bCs/>
-        <w:color w:val="333333"/>
-        <w:spacing w:val="-2"/>
-        <w:position w:val="1"/>
-        <w:sz w:val="19"/>
-        <w:szCs w:val="19"/>
-      </w:rPr>
-      <w:t>Shandong</w:t>
-    </w:r>
-    <w:r>
-      <w:rPr>
-        <w:rFonts w:hint="eastAsia" w:ascii="Times New Roman" w:hAnsi="Times New Roman" w:eastAsia="宋体" w:cs="Times New Roman"/>
-        <w:b/>
-        <w:bCs/>
-        <w:color w:val="333333"/>
-        <w:spacing w:val="-2"/>
-        <w:position w:val="1"/>
-        <w:sz w:val="19"/>
-        <w:szCs w:val="19"/>
-      </w:rPr>
-      <w:t xml:space="preserve"> First Medical </w:t>
-    </w:r>
-    <w:r>
-      <w:rPr>
-        <w:rFonts w:ascii="Times New Roman" w:hAnsi="Times New Roman" w:eastAsia="Times New Roman" w:cs="Times New Roman"/>
-        <w:b/>
-        <w:bCs/>
-        <w:color w:val="333333"/>
-        <w:spacing w:val="-2"/>
-        <w:position w:val="1"/>
-        <w:sz w:val="19"/>
-        <w:szCs w:val="19"/>
-      </w:rPr>
-      <w:t>University</w:t>
+      <w:drawing>
+        <wp:anchor distT="0" distB="0" distL="114300" distR="114300" simplePos="0" relativeHeight="251663360" behindDoc="0" locked="0" layoutInCell="1" allowOverlap="1">
+          <wp:simplePos x="0" y="0"/>
+          <wp:positionH relativeFrom="column">
+            <wp:posOffset>0</wp:posOffset>
+          </wp:positionH>
+          <wp:positionV relativeFrom="paragraph">
+            <wp:posOffset>8255</wp:posOffset>
+          </wp:positionV>
+          <wp:extent cx="4257675" cy="683895"/>
+          <wp:effectExtent l="0" t="0" r="9525" b="1905"/>
+          <wp:wrapNone/>
+          <wp:docPr id="11" name="图片 11" descr="2a99611148d5cea56ef079e892e4594d"/>
+          <wp:cNvGraphicFramePr>
+            <a:graphicFrameLocks xmlns:a="http://schemas.openxmlformats.org/drawingml/2006/main" noChangeAspect="1"/>
+          </wp:cNvGraphicFramePr>
+          <a:graphic xmlns:a="http://schemas.openxmlformats.org/drawingml/2006/main">
+            <a:graphicData uri="http://schemas.openxmlformats.org/drawingml/2006/picture">
+              <pic:pic xmlns:pic="http://schemas.openxmlformats.org/drawingml/2006/picture">
+                <pic:nvPicPr>
+                  <pic:cNvPr id="11" name="图片 11" descr="2a99611148d5cea56ef079e892e4594d"/>
+                  <pic:cNvPicPr>
+                    <a:picLocks noChangeAspect="1"/>
+                  </pic:cNvPicPr>
+                </pic:nvPicPr>
+                <pic:blipFill>
+                  <a:blip r:embed="rId2"/>
+                  <a:srcRect l="1336" t="23016" b="8995"/>
+                  <a:stretch>
+                    <a:fillRect/>
+                  </a:stretch>
+                </pic:blipFill>
+                <pic:spPr>
+                  <a:xfrm>
+                    <a:off x="0" y="0"/>
+                    <a:ext cx="4257675" cy="683895"/>
+                  </a:xfrm>
+                  <a:prstGeom prst="rect">
+                    <a:avLst/>
+                  </a:prstGeom>
+                </pic:spPr>
+              </pic:pic>
+            </a:graphicData>
+          </a:graphic>
+        </wp:anchor>
+      </w:drawing>
     </w:r>
   </w:p>
 </w:hdr>

--- a/WebContent/docx/BRCA12基因+同源重组修复缺陷评分（HRDscore）报告-济南中心.docx
+++ b/WebContent/docx/BRCA12基因+同源重组修复缺陷评分（HRDscore）报告-济南中心.docx
@@ -5380,19 +5380,29 @@
               <w:widowControl/>
               <w:jc w:val="center"/>
               <w:rPr>
-                <w:rFonts w:hint="eastAsia" w:ascii="宋体" w:hAnsi="宋体" w:eastAsia="宋体" w:cs="宋体"/>
-                <w:sz w:val="18"/>
-                <w:szCs w:val="18"/>
-              </w:rPr>
-            </w:pPr>
-            <w:r>
-              <w:rPr>
-                <w:rFonts w:hint="eastAsia" w:ascii="宋体" w:hAnsi="宋体" w:eastAsia="宋体" w:cs="宋体"/>
-                <w:sz w:val="18"/>
-                <w:szCs w:val="18"/>
-                <w:lang w:eastAsia="zh-CN"/>
-              </w:rPr>
-              <w:t>BRCA1/2基因状态</w:t>
+                <w:rFonts w:hint="default" w:ascii="宋体" w:hAnsi="宋体" w:eastAsia="宋体" w:cs="宋体"/>
+                <w:sz w:val="18"/>
+                <w:szCs w:val="18"/>
+                <w:lang w:val="en-US"/>
+              </w:rPr>
+            </w:pPr>
+            <w:r>
+              <w:rPr>
+                <w:rFonts w:hint="eastAsia" w:ascii="宋体" w:hAnsi="宋体" w:eastAsia="宋体" w:cs="宋体"/>
+                <w:sz w:val="18"/>
+                <w:szCs w:val="18"/>
+                <w:lang w:eastAsia="zh-CN"/>
+              </w:rPr>
+              <w:t>BRCA1/2基因</w:t>
+            </w:r>
+            <w:r>
+              <w:rPr>
+                <w:rFonts w:hint="eastAsia" w:ascii="宋体" w:hAnsi="宋体" w:eastAsia="宋体" w:cs="宋体"/>
+                <w:sz w:val="18"/>
+                <w:szCs w:val="18"/>
+                <w:lang w:val="en-US" w:eastAsia="zh-CN"/>
+              </w:rPr>
+              <w:t>失活变异</w:t>
             </w:r>
           </w:p>
         </w:tc>
@@ -5422,7 +5432,7 @@
                 <w:szCs w:val="18"/>
                 <w:lang w:eastAsia="zh-CN"/>
               </w:rPr>
-              <w:t>{{ summaryOfRresults.hrdBRCAState }}</w:t>
+              <w:t>{{ summaryOfRresults.hrdBRCAState | splitlines }}</w:t>
             </w:r>
           </w:p>
         </w:tc>
@@ -5719,8 +5729,8 @@
           </w14:textFill>
         </w:rPr>
       </w:pPr>
-      <w:bookmarkStart w:id="0" w:name="_Toc149837259"/>
-      <w:bookmarkStart w:id="1" w:name="_Toc30305"/>
+      <w:bookmarkStart w:id="0" w:name="_Toc30305"/>
+      <w:bookmarkStart w:id="1" w:name="_Toc149837259"/>
       <w:r>
         <w:rPr>
           <w:rFonts w:ascii="Gotham Book" w:hAnsi="Gotham Book" w:eastAsia="方正德赛黑简体 512B" w:cs="Times New Roman"/>
@@ -12840,7 +12850,45 @@
           <w:szCs w:val="18"/>
           <w:lang w:eastAsia="zh-CN"/>
         </w:rPr>
-        <w:t>同源重组缺陷状态为阴性：未检测到该肿瘤患者存在致病或可能致病变异的BRCA基因变异且基因组不稳定性（GIS）评分小于43分。{% else %}</w:t>
+        <w:t>同源重组缺陷状态为阴性：未检测到该肿瘤患者存在</w:t>
+      </w:r>
+      <w:r>
+        <w:rPr>
+          <w:rFonts w:hint="eastAsia" w:ascii="宋体" w:hAnsi="宋体" w:eastAsia="宋体" w:cs="宋体"/>
+          <w:sz w:val="18"/>
+          <w:szCs w:val="18"/>
+          <w:lang w:val="en-US" w:eastAsia="zh-CN"/>
+        </w:rPr>
+        <w:t>有害</w:t>
+      </w:r>
+      <w:r>
+        <w:rPr>
+          <w:rFonts w:hint="eastAsia" w:ascii="宋体" w:hAnsi="宋体" w:eastAsia="宋体" w:cs="宋体"/>
+          <w:sz w:val="18"/>
+          <w:szCs w:val="18"/>
+          <w:lang w:eastAsia="zh-CN"/>
+        </w:rPr>
+        <w:t>或可能</w:t>
+      </w:r>
+      <w:r>
+        <w:rPr>
+          <w:rFonts w:hint="eastAsia" w:ascii="宋体" w:hAnsi="宋体" w:eastAsia="宋体" w:cs="宋体"/>
+          <w:sz w:val="18"/>
+          <w:szCs w:val="18"/>
+          <w:lang w:val="en-US" w:eastAsia="zh-CN"/>
+        </w:rPr>
+        <w:t>有害</w:t>
+      </w:r>
+      <w:bookmarkStart w:id="39" w:name="_GoBack"/>
+      <w:bookmarkEnd w:id="39"/>
+      <w:r>
+        <w:rPr>
+          <w:rFonts w:hint="eastAsia" w:ascii="宋体" w:hAnsi="宋体" w:eastAsia="宋体" w:cs="宋体"/>
+          <w:sz w:val="18"/>
+          <w:szCs w:val="18"/>
+          <w:lang w:eastAsia="zh-CN"/>
+        </w:rPr>
+        <w:t>的BRCA基因变异且基因组不稳定性（GIS）评分小于43分。{% else %}</w:t>
       </w:r>
     </w:p>
     <w:p>
@@ -12855,8 +12903,8 @@
           <w:lang w:eastAsia="zh-CN"/>
         </w:rPr>
       </w:pPr>
-      <w:bookmarkStart w:id="2" w:name="_Toc289"/>
-      <w:bookmarkStart w:id="3" w:name="_Toc17537"/>
+      <w:bookmarkStart w:id="2" w:name="_Toc17537"/>
+      <w:bookmarkStart w:id="3" w:name="_Toc289"/>
       <w:r>
         <w:rPr>
           <w:rFonts w:hint="eastAsia" w:ascii="宋体" w:hAnsi="宋体" w:eastAsia="宋体" w:cs="宋体"/>
@@ -15451,14 +15499,6 @@
       </w:tblGrid>
       <w:tr>
         <w:tblPrEx>
-          <w:tblBorders>
-            <w:top w:val="single" w:color="auto" w:sz="4" w:space="0"/>
-            <w:left w:val="none" w:color="auto" w:sz="0" w:space="0"/>
-            <w:bottom w:val="single" w:color="auto" w:sz="4" w:space="0"/>
-            <w:right w:val="none" w:color="auto" w:sz="0" w:space="0"/>
-            <w:insideH w:val="single" w:color="auto" w:sz="4" w:space="0"/>
-            <w:insideV w:val="none" w:color="auto" w:sz="0" w:space="0"/>
-          </w:tblBorders>
           <w:tblCellMar>
             <w:top w:w="0" w:type="dxa"/>
             <w:left w:w="108" w:type="dxa"/>
@@ -17683,6 +17723,12 @@
             <w:insideH w:val="single" w:color="A4A4A4" w:themeColor="background1" w:themeShade="A5" w:sz="4" w:space="0"/>
             <w:insideV w:val="single" w:color="A4A4A4" w:themeColor="background1" w:themeShade="A5" w:sz="4" w:space="0"/>
           </w:tblBorders>
+          <w:tblCellMar>
+            <w:top w:w="40" w:type="dxa"/>
+            <w:left w:w="40" w:type="dxa"/>
+            <w:bottom w:w="40" w:type="dxa"/>
+            <w:right w:w="40" w:type="dxa"/>
+          </w:tblCellMar>
         </w:tblPrEx>
         <w:trPr>
           <w:trHeight w:val="0" w:hRule="atLeast"/>
@@ -26972,8 +27018,8 @@
       </w:pPr>
       <w:bookmarkStart w:id="6" w:name="_Toc149837268"/>
       <w:bookmarkStart w:id="7" w:name="_Toc19443"/>
-      <w:bookmarkStart w:id="8" w:name="_Toc30346"/>
-      <w:bookmarkStart w:id="9" w:name="_Toc11406"/>
+      <w:bookmarkStart w:id="8" w:name="_Toc11406"/>
+      <w:bookmarkStart w:id="9" w:name="_Toc30346"/>
       <w:r>
         <w:rPr>
           <w:rFonts w:hint="eastAsia" w:ascii="Times New Roman" w:hAnsi="Times New Roman" w:eastAsia="微软雅黑" w:cs="Times New Roman"/>
@@ -29089,10 +29135,10 @@
       </w:pPr>
       <w:bookmarkStart w:id="10" w:name="_Toc3409"/>
       <w:bookmarkStart w:id="11" w:name="_Toc15114"/>
-      <w:bookmarkStart w:id="12" w:name="_Toc31185"/>
-      <w:bookmarkStart w:id="13" w:name="_Toc20170_WPSOffice_Level1"/>
-      <w:bookmarkStart w:id="14" w:name="_Toc27693"/>
-      <w:bookmarkStart w:id="15" w:name="_Toc26985_WPSOffice_Level1"/>
+      <w:bookmarkStart w:id="12" w:name="_Toc20170_WPSOffice_Level1"/>
+      <w:bookmarkStart w:id="13" w:name="_Toc27693"/>
+      <w:bookmarkStart w:id="14" w:name="_Toc26985_WPSOffice_Level1"/>
+      <w:bookmarkStart w:id="15" w:name="_Toc31185"/>
       <w:bookmarkStart w:id="16" w:name="_Toc28454_WPSOffice_Level1"/>
       <w:bookmarkStart w:id="17" w:name="_Toc20924"/>
       <w:r>
@@ -30918,8 +30964,8 @@
                                 </w14:textFill>
                               </w:rPr>
                             </w:pPr>
-                            <w:bookmarkStart w:id="37" w:name="_Toc23686"/>
-                            <w:bookmarkStart w:id="38" w:name="_Toc12485"/>
+                            <w:bookmarkStart w:id="37" w:name="_Toc12485"/>
+                            <w:bookmarkStart w:id="38" w:name="_Toc23686"/>
                             <w:r>
                               <w:rPr>
                                 <w:rFonts w:hint="default" w:ascii="Times New Roman" w:hAnsi="Times New Roman" w:eastAsia="微软雅黑" w:cs="Times New Roman"/>
@@ -30998,8 +31044,8 @@
                           </w14:textFill>
                         </w:rPr>
                       </w:pPr>
-                      <w:bookmarkStart w:id="37" w:name="_Toc23686"/>
-                      <w:bookmarkStart w:id="38" w:name="_Toc12485"/>
+                      <w:bookmarkStart w:id="37" w:name="_Toc12485"/>
+                      <w:bookmarkStart w:id="38" w:name="_Toc23686"/>
                       <w:r>
                         <w:rPr>
                           <w:rFonts w:hint="default" w:ascii="Times New Roman" w:hAnsi="Times New Roman" w:eastAsia="微软雅黑" w:cs="Times New Roman"/>
@@ -32009,9 +32055,9 @@
           <w:lang w:eastAsia="zh-CN"/>
         </w:rPr>
       </w:pPr>
-      <w:bookmarkStart w:id="19" w:name="_Toc5400"/>
-      <w:bookmarkStart w:id="20" w:name="_Toc2622"/>
-      <w:bookmarkStart w:id="21" w:name="_Toc3846"/>
+      <w:bookmarkStart w:id="19" w:name="_Toc2622"/>
+      <w:bookmarkStart w:id="20" w:name="_Toc3846"/>
+      <w:bookmarkStart w:id="21" w:name="_Toc5400"/>
       <w:r>
         <w:rPr>
           <w:rFonts w:hint="eastAsia" w:ascii="宋体" w:hAnsi="宋体" w:eastAsia="宋体" w:cs="宋体"/>
@@ -32119,8 +32165,8 @@
           <w:lang w:eastAsia="zh-CN"/>
         </w:rPr>
       </w:pPr>
-      <w:bookmarkStart w:id="22" w:name="_Toc7995"/>
-      <w:bookmarkStart w:id="23" w:name="_Toc126"/>
+      <w:bookmarkStart w:id="22" w:name="_Toc126"/>
+      <w:bookmarkStart w:id="23" w:name="_Toc7995"/>
       <w:bookmarkStart w:id="24" w:name="_Toc10299"/>
       <w:r>
         <w:rPr>
@@ -33077,12 +33123,12 @@
       <w:bookmarkEnd w:id="15"/>
       <w:bookmarkEnd w:id="16"/>
       <w:bookmarkEnd w:id="17"/>
-      <w:bookmarkStart w:id="26" w:name="_Toc13275"/>
-      <w:bookmarkStart w:id="27" w:name="_Toc19584_WPSOffice_Level1"/>
-      <w:bookmarkStart w:id="28" w:name="_Toc22162_WPSOffice_Level1"/>
-      <w:bookmarkStart w:id="29" w:name="_Toc17792_WPSOffice_Level2"/>
-      <w:bookmarkStart w:id="30" w:name="_Toc22623"/>
-      <w:bookmarkStart w:id="31" w:name="_Toc14611_WPSOffice_Level1"/>
+      <w:bookmarkStart w:id="26" w:name="_Toc19584_WPSOffice_Level1"/>
+      <w:bookmarkStart w:id="27" w:name="_Toc22623"/>
+      <w:bookmarkStart w:id="28" w:name="_Toc14611_WPSOffice_Level1"/>
+      <w:bookmarkStart w:id="29" w:name="_Toc22162_WPSOffice_Level1"/>
+      <w:bookmarkStart w:id="30" w:name="_Toc13275"/>
+      <w:bookmarkStart w:id="31" w:name="_Toc17792_WPSOffice_Level2"/>
     </w:p>
     <w:p>
       <w:pPr>
@@ -33094,10 +33140,10 @@
           <w:lang w:val="en-US" w:eastAsia="zh-CN"/>
         </w:rPr>
       </w:pPr>
-      <w:bookmarkStart w:id="32" w:name="_Toc22967"/>
-      <w:bookmarkStart w:id="33" w:name="_Toc24849"/>
-      <w:bookmarkStart w:id="34" w:name="_Toc23906"/>
-      <w:bookmarkStart w:id="35" w:name="_Toc21361"/>
+      <w:bookmarkStart w:id="32" w:name="_Toc21361"/>
+      <w:bookmarkStart w:id="33" w:name="_Toc23906"/>
+      <w:bookmarkStart w:id="34" w:name="_Toc24849"/>
+      <w:bookmarkStart w:id="35" w:name="_Toc22967"/>
       <w:r>
         <w:rPr>
           <w:rFonts w:ascii="Gotham Book" w:hAnsi="Gotham Book" w:eastAsia="方正德赛黑简体 512B" w:cs="Times New Roman"/>
@@ -35081,7 +35127,6 @@
         <w:szCs w:val="24"/>
       </w:rPr>
     </w:pPr>
-    <w:bookmarkStart w:id="39" w:name="_GoBack"/>
     <w:r>
       <w:rPr>
         <w:rFonts w:hint="eastAsia" w:ascii="楷体" w:hAnsi="楷体" w:eastAsia="楷体" w:cs="楷体"/>
@@ -35144,7 +35189,6 @@
         </wp:anchor>
       </w:drawing>
     </w:r>
-    <w:bookmarkEnd w:id="39"/>
     <w:r>
       <w:rPr>
         <w:rFonts w:hint="eastAsia" w:ascii="楷体" w:hAnsi="楷体" w:eastAsia="楷体" w:cs="楷体"/>

--- a/WebContent/docx/BRCA12基因+同源重组修复缺陷评分（HRDscore）报告-济南中心.docx
+++ b/WebContent/docx/BRCA12基因+同源重组修复缺陷评分（HRDscore）报告-济南中心.docx
@@ -2981,7 +2981,7 @@
                 <w:szCs w:val="24"/>
                 <w:lang w:eastAsia="zh-CN"/>
               </w:rPr>
-              <w:t>，同时检测基因组不稳定状态，综合评估同源重组缺陷状态。检测突变形式为点突变（SNV）、小片段插入缺失（INDEL）。</w:t>
+              <w:t>，同时检测基因组不稳定状态，综合评估同源重组缺陷状态。检测突变形式为点突变（SNV）、小片段插入缺失（INDEL）、拷贝数变异（CNV）。</w:t>
             </w:r>
           </w:p>
         </w:tc>
@@ -5649,6 +5649,29 @@
           <w:lang w:eastAsia="zh-CN"/>
         </w:rPr>
         <w:t>同源重组缺陷状态“阳性”定义为：存在致病或可能致病的BRCA基因变异和（或）基因组不稳定性评分（HRD score）大于等于43分，同源重组缺陷状态“阴性”定义为：不存在致病或可能致病变异的BRCA基因变异且基因组不稳定性评分（HRD score）小于43分。</w:t>
+      </w:r>
+    </w:p>
+    <w:p>
+      <w:pPr>
+        <w:numPr>
+          <w:ilvl w:val="0"/>
+          <w:numId w:val="2"/>
+        </w:numPr>
+        <w:rPr>
+          <w:rFonts w:hint="eastAsia" w:ascii="宋体" w:hAnsi="宋体" w:eastAsia="宋体" w:cs="宋体"/>
+          <w:sz w:val="13"/>
+          <w:szCs w:val="13"/>
+          <w:lang w:eastAsia="zh-CN"/>
+        </w:rPr>
+      </w:pPr>
+      <w:r>
+        <w:rPr>
+          <w:rFonts w:hint="eastAsia" w:ascii="宋体" w:hAnsi="宋体" w:eastAsia="宋体" w:cs="宋体"/>
+          <w:sz w:val="13"/>
+          <w:szCs w:val="13"/>
+          <w:lang w:eastAsia="zh-CN"/>
+        </w:rPr>
+        <w:t>BRCA1、BRCA2基因检测点突变（SNV）、小片段插入/缺失（Indel）、大片段缺失等变异类型，为患者提供遗传风险评估和临床用药参考；基因组不稳定评分（HRD score）是参考杂合性缺失（LOH）、端粒等位基因不平衡（TAI）、大片段迁移（LST）3个指标综合计算评分，全面反应基因组瘢痕状态，进而对基因组不稳定状态进行评估，为患者提供临床用药参考。</w:t>
       </w:r>
     </w:p>
     <w:p>
@@ -6264,7 +6287,7 @@
                 <w:szCs w:val="18"/>
                 <w:lang w:eastAsia="zh-CN" w:bidi="ar"/>
               </w:rPr>
-              <w:t>变异丰度</w:t>
+              <w:t>变异丰度/拷贝数</w:t>
             </w:r>
           </w:p>
         </w:tc>
@@ -8378,7 +8401,7 @@
           <w:szCs w:val="13"/>
           <w:lang w:val="en-US" w:eastAsia="zh-CN" w:bidi="ar"/>
         </w:rPr>
-        <w:t>7.基因变异检测结果：“NM”为基因的转录本编号，“exon”为外显子，“intron”为内含子，“c”为DNA序列，“p”为蛋白质。在DNA水平对某一突变位点的描述方式包括：碱基位点，正常碱基，“&gt;”符号，突变碱基。{% if complex == True %}</w:t>
+        <w:t>7.拷贝数：是指某⼀种基因或某⼀段特定的DNA序列在单倍体基因组中出现的数目。</w:t>
       </w:r>
     </w:p>
     <w:p>
@@ -8407,7 +8430,36 @@
           <w:szCs w:val="13"/>
           <w:lang w:val="en-US" w:eastAsia="zh-CN" w:bidi="ar"/>
         </w:rPr>
-        <w:t>8.多靶点循证检测结果中的符号意义：“+”表示“并且”，“/”表示“或者”，“!”表示“不满足”。{% endif %}</w:t>
+        <w:t>8.基因变异检测结果：“NM”为基因的转录本编号，“exon”为外显子，“intron”为内含子，“c”为DNA序列，“p”为蛋白质。在DNA水平对某一突变位点的描述方式包括：碱基位点，正常碱基，“&gt;”符号，突变碱基。{% if complex == True %}</w:t>
+      </w:r>
+    </w:p>
+    <w:p>
+      <w:pPr>
+        <w:keepNext w:val="0"/>
+        <w:keepLines w:val="0"/>
+        <w:widowControl/>
+        <w:suppressLineNumbers w:val="0"/>
+        <w:spacing w:line="360" w:lineRule="auto"/>
+        <w:jc w:val="left"/>
+        <w:rPr>
+          <w:rFonts w:hint="eastAsia" w:ascii="宋体" w:hAnsi="宋体" w:eastAsia="宋体" w:cs="宋体"/>
+          <w:color w:val="000000"/>
+          <w:kern w:val="0"/>
+          <w:sz w:val="13"/>
+          <w:szCs w:val="13"/>
+          <w:lang w:val="en-US" w:eastAsia="zh-CN" w:bidi="ar"/>
+        </w:rPr>
+      </w:pPr>
+      <w:r>
+        <w:rPr>
+          <w:rFonts w:hint="eastAsia" w:ascii="宋体" w:hAnsi="宋体" w:eastAsia="宋体" w:cs="宋体"/>
+          <w:color w:val="000000"/>
+          <w:kern w:val="0"/>
+          <w:sz w:val="13"/>
+          <w:szCs w:val="13"/>
+          <w:lang w:val="en-US" w:eastAsia="zh-CN" w:bidi="ar"/>
+        </w:rPr>
+        <w:t>9.多靶点循证检测结果中的符号意义：“+”表示“并且”，“/”表示“或者”，“!”表示“不满足”。{% endif %}</w:t>
       </w:r>
     </w:p>
     <w:p>
@@ -8705,12 +8757,6 @@
             <w:insideH w:val="single" w:color="000000" w:themeColor="text1" w:sz="4" w:space="0"/>
             <w:insideV w:val="none" w:color="auto" w:sz="0" w:space="0"/>
           </w:tblBorders>
-          <w:tblCellMar>
-            <w:top w:w="0" w:type="dxa"/>
-            <w:left w:w="0" w:type="dxa"/>
-            <w:bottom w:w="0" w:type="dxa"/>
-            <w:right w:w="0" w:type="dxa"/>
-          </w:tblCellMar>
         </w:tblPrEx>
         <w:trPr>
           <w:trHeight w:val="510" w:hRule="atLeast"/>
@@ -9016,20 +9062,18 @@
             </w:pPr>
             <w:r>
               <w:rPr>
-                <w:rFonts w:hint="eastAsia" w:ascii="宋体" w:hAnsi="宋体" w:eastAsia="宋体" w:cs="宋体"/>
-                <w:b/>
-                <w:color w:val="FFFFFF" w:themeColor="background1"/>
-                <w:sz w:val="18"/>
-                <w:szCs w:val="18"/>
-                <w:lang w:val="en-US" w:eastAsia="zh-CN"/>
-                <w14:textFill>
-                  <w14:solidFill>
-                    <w14:schemeClr w14:val="bg1"/>
-                  </w14:solidFill>
-                </w14:textFill>
-              </w:rPr>
-              <w:t>突变频率</w:t>
-            </w:r>
+                <w:rFonts w:hint="default" w:ascii="Times New Roman" w:hAnsi="Times New Roman" w:eastAsia="宋体" w:cs="Times New Roman"/>
+                <w:b/>
+                <w:bCs/>
+                <w:color w:val="FFFFFF"/>
+                <w:sz w:val="18"/>
+                <w:szCs w:val="18"/>
+                <w:lang w:eastAsia="zh-CN" w:bidi="ar"/>
+              </w:rPr>
+              <w:t>变异丰度/拷贝数</w:t>
+            </w:r>
+            <w:bookmarkStart w:id="39" w:name="_GoBack"/>
+            <w:bookmarkEnd w:id="39"/>
           </w:p>
         </w:tc>
       </w:tr>
@@ -12879,8 +12923,6 @@
         </w:rPr>
         <w:t>有害</w:t>
       </w:r>
-      <w:bookmarkStart w:id="39" w:name="_GoBack"/>
-      <w:bookmarkEnd w:id="39"/>
       <w:r>
         <w:rPr>
           <w:rFonts w:hint="eastAsia" w:ascii="宋体" w:hAnsi="宋体" w:eastAsia="宋体" w:cs="宋体"/>
@@ -12903,8 +12945,8 @@
           <w:lang w:eastAsia="zh-CN"/>
         </w:rPr>
       </w:pPr>
-      <w:bookmarkStart w:id="2" w:name="_Toc17537"/>
-      <w:bookmarkStart w:id="3" w:name="_Toc289"/>
+      <w:bookmarkStart w:id="2" w:name="_Toc289"/>
+      <w:bookmarkStart w:id="3" w:name="_Toc17537"/>
       <w:r>
         <w:rPr>
           <w:rFonts w:hint="eastAsia" w:ascii="宋体" w:hAnsi="宋体" w:eastAsia="宋体" w:cs="宋体"/>
@@ -12940,10 +12982,10 @@
         </w:tblCellMar>
       </w:tblPr>
       <w:tblGrid>
-        <w:gridCol w:w="1974"/>
-        <w:gridCol w:w="1974"/>
-        <w:gridCol w:w="1974"/>
-        <w:gridCol w:w="1974"/>
+        <w:gridCol w:w="1555"/>
+        <w:gridCol w:w="1932"/>
+        <w:gridCol w:w="1920"/>
+        <w:gridCol w:w="2489"/>
         <w:gridCol w:w="1974"/>
       </w:tblGrid>
       <w:tr>
@@ -12969,7 +13011,7 @@
         </w:trPr>
         <w:tc>
           <w:tcPr>
-            <w:tcW w:w="1974" w:type="dxa"/>
+            <w:tcW w:w="1555" w:type="dxa"/>
             <w:tcBorders>
               <w:top w:val="nil"/>
             </w:tcBorders>
@@ -13014,7 +13056,7 @@
         </w:tc>
         <w:tc>
           <w:tcPr>
-            <w:tcW w:w="1974" w:type="dxa"/>
+            <w:tcW w:w="1932" w:type="dxa"/>
             <w:tcBorders>
               <w:top w:val="nil"/>
             </w:tcBorders>
@@ -13059,7 +13101,7 @@
         </w:tc>
         <w:tc>
           <w:tcPr>
-            <w:tcW w:w="1974" w:type="dxa"/>
+            <w:tcW w:w="1920" w:type="dxa"/>
             <w:tcBorders>
               <w:top w:val="nil"/>
             </w:tcBorders>
@@ -13104,7 +13146,7 @@
         </w:tc>
         <w:tc>
           <w:tcPr>
-            <w:tcW w:w="1974" w:type="dxa"/>
+            <w:tcW w:w="2489" w:type="dxa"/>
             <w:tcBorders>
               <w:top w:val="nil"/>
             </w:tcBorders>
@@ -13159,7 +13201,7 @@
                   </w14:solidFill>
                 </w14:textFill>
               </w:rPr>
-              <w:t>变异丰度</w:t>
+              <w:t>变异丰度/拷贝数</w:t>
             </w:r>
           </w:p>
         </w:tc>
@@ -13346,7 +13388,7 @@
         </w:trPr>
         <w:tc>
           <w:tcPr>
-            <w:tcW w:w="1974" w:type="dxa"/>
+            <w:tcW w:w="1555" w:type="dxa"/>
             <w:vAlign w:val="center"/>
           </w:tcPr>
           <w:p>
@@ -13355,19 +13397,17 @@
               <w:jc w:val="center"/>
               <w:rPr>
                 <w:rFonts w:hint="eastAsia" w:ascii="宋体" w:hAnsi="宋体" w:eastAsia="宋体" w:cs="宋体"/>
-                <w:bCs/>
-                <w:sz w:val="18"/>
-                <w:szCs w:val="18"/>
-                <w:lang w:eastAsia="zh-CN"/>
-              </w:rPr>
-            </w:pPr>
-            <w:r>
-              <w:rPr>
-                <w:rFonts w:hint="eastAsia" w:ascii="宋体" w:hAnsi="宋体" w:eastAsia="宋体" w:cs="宋体"/>
-                <w:sz w:val="18"/>
-                <w:szCs w:val="18"/>
-              </w:rPr>
-              <w:t>{{ brca.Gene }}</w:t>
+                <w:sz w:val="18"/>
+                <w:szCs w:val="18"/>
+              </w:rPr>
+            </w:pPr>
+            <w:r>
+              <w:rPr>
+                <w:rFonts w:hint="eastAsia" w:ascii="宋体" w:hAnsi="宋体" w:eastAsia="宋体" w:cs="宋体"/>
+                <w:sz w:val="18"/>
+                <w:szCs w:val="18"/>
+              </w:rPr>
+              <w:t>{% if brca.Transcript == ‘.’%}{{ brca.Gene}}{% else%}{{ brca.Gene }}</w:t>
             </w:r>
           </w:p>
           <w:p>
@@ -13389,13 +13429,13 @@
                 <w:sz w:val="18"/>
                 <w:szCs w:val="18"/>
               </w:rPr>
-              <w:t>{{ brca.Transcript}}</w:t>
-            </w:r>
-          </w:p>
-        </w:tc>
-        <w:tc>
-          <w:tcPr>
-            <w:tcW w:w="1974" w:type="dxa"/>
+              <w:t>{{ brca.Transcript }}{% endif%}</w:t>
+            </w:r>
+          </w:p>
+        </w:tc>
+        <w:tc>
+          <w:tcPr>
+            <w:tcW w:w="1932" w:type="dxa"/>
             <w:vAlign w:val="center"/>
           </w:tcPr>
           <w:p>
@@ -13413,10 +13453,12 @@
             <w:r>
               <w:rPr>
                 <w:rFonts w:hint="eastAsia" w:ascii="宋体" w:hAnsi="宋体" w:eastAsia="宋体" w:cs="宋体"/>
-                <w:sz w:val="18"/>
-                <w:szCs w:val="18"/>
-              </w:rPr>
-              <w:t>{{ brca.Exon }}</w:t>
+                <w:bCs/>
+                <w:sz w:val="18"/>
+                <w:szCs w:val="18"/>
+                <w:lang w:eastAsia="zh-CN"/>
+              </w:rPr>
+              <w:t>{% if brca.Exon != ‘.’%}{{ brca.Exon }}</w:t>
             </w:r>
           </w:p>
           <w:p>
@@ -13434,16 +13476,18 @@
             <w:r>
               <w:rPr>
                 <w:rFonts w:hint="eastAsia" w:ascii="宋体" w:hAnsi="宋体" w:eastAsia="宋体" w:cs="宋体"/>
-                <w:sz w:val="18"/>
-                <w:szCs w:val="18"/>
-              </w:rPr>
-              <w:t>{{ brca.cHGVS }}</w:t>
-            </w:r>
-          </w:p>
-        </w:tc>
-        <w:tc>
-          <w:tcPr>
-            <w:tcW w:w="1974" w:type="dxa"/>
+                <w:bCs/>
+                <w:sz w:val="18"/>
+                <w:szCs w:val="18"/>
+                <w:lang w:eastAsia="zh-CN"/>
+              </w:rPr>
+              <w:t>{% endif %}{{ brca.cHGVS }}</w:t>
+            </w:r>
+          </w:p>
+        </w:tc>
+        <w:tc>
+          <w:tcPr>
+            <w:tcW w:w="1920" w:type="dxa"/>
             <w:vAlign w:val="center"/>
           </w:tcPr>
           <w:p>
@@ -13468,7 +13512,7 @@
         </w:tc>
         <w:tc>
           <w:tcPr>
-            <w:tcW w:w="1974" w:type="dxa"/>
+            <w:tcW w:w="2489" w:type="dxa"/>
             <w:vAlign w:val="center"/>
           </w:tcPr>
           <w:p>
@@ -13640,7 +13684,7 @@
         </w:trPr>
         <w:tc>
           <w:tcPr>
-            <w:tcW w:w="1974" w:type="dxa"/>
+            <w:tcW w:w="1555" w:type="dxa"/>
             <w:vAlign w:val="center"/>
           </w:tcPr>
           <w:p>
@@ -13669,7 +13713,7 @@
         </w:tc>
         <w:tc>
           <w:tcPr>
-            <w:tcW w:w="1974" w:type="dxa"/>
+            <w:tcW w:w="1932" w:type="dxa"/>
             <w:vAlign w:val="center"/>
           </w:tcPr>
           <w:p>
@@ -13698,7 +13742,7 @@
         </w:tc>
         <w:tc>
           <w:tcPr>
-            <w:tcW w:w="1974" w:type="dxa"/>
+            <w:tcW w:w="1920" w:type="dxa"/>
             <w:vAlign w:val="center"/>
           </w:tcPr>
           <w:p>
@@ -13727,7 +13771,7 @@
         </w:tc>
         <w:tc>
           <w:tcPr>
-            <w:tcW w:w="1974" w:type="dxa"/>
+            <w:tcW w:w="2489" w:type="dxa"/>
             <w:vAlign w:val="center"/>
           </w:tcPr>
           <w:p>
@@ -15499,6 +15543,14 @@
       </w:tblGrid>
       <w:tr>
         <w:tblPrEx>
+          <w:tblBorders>
+            <w:top w:val="single" w:color="auto" w:sz="4" w:space="0"/>
+            <w:left w:val="none" w:color="auto" w:sz="0" w:space="0"/>
+            <w:bottom w:val="single" w:color="auto" w:sz="4" w:space="0"/>
+            <w:right w:val="none" w:color="auto" w:sz="0" w:space="0"/>
+            <w:insideH w:val="single" w:color="auto" w:sz="4" w:space="0"/>
+            <w:insideV w:val="none" w:color="auto" w:sz="0" w:space="0"/>
+          </w:tblBorders>
           <w:tblCellMar>
             <w:top w:w="0" w:type="dxa"/>
             <w:left w:w="108" w:type="dxa"/>
@@ -19212,14 +19264,6 @@
       </w:tblGrid>
       <w:tr>
         <w:tblPrEx>
-          <w:tblBorders>
-            <w:top w:val="single" w:color="45A3A7" w:sz="18" w:space="0"/>
-            <w:left w:val="none" w:color="auto" w:sz="0" w:space="0"/>
-            <w:bottom w:val="dotted" w:color="45A3A7" w:sz="4" w:space="0"/>
-            <w:right w:val="none" w:color="auto" w:sz="0" w:space="0"/>
-            <w:insideH w:val="dotted" w:color="45A3A7" w:sz="4" w:space="0"/>
-            <w:insideV w:val="dotted" w:color="45A3A7" w:sz="4" w:space="0"/>
-          </w:tblBorders>
           <w:tblCellMar>
             <w:top w:w="0" w:type="dxa"/>
             <w:left w:w="108" w:type="dxa"/>
@@ -27018,8 +27062,8 @@
       </w:pPr>
       <w:bookmarkStart w:id="6" w:name="_Toc149837268"/>
       <w:bookmarkStart w:id="7" w:name="_Toc19443"/>
-      <w:bookmarkStart w:id="8" w:name="_Toc11406"/>
-      <w:bookmarkStart w:id="9" w:name="_Toc30346"/>
+      <w:bookmarkStart w:id="8" w:name="_Toc30346"/>
+      <w:bookmarkStart w:id="9" w:name="_Toc11406"/>
       <w:r>
         <w:rPr>
           <w:rFonts w:hint="eastAsia" w:ascii="Times New Roman" w:hAnsi="Times New Roman" w:eastAsia="微软雅黑" w:cs="Times New Roman"/>
@@ -29133,14 +29177,14 @@
           <w:lang w:eastAsia="zh-CN"/>
         </w:rPr>
       </w:pPr>
-      <w:bookmarkStart w:id="10" w:name="_Toc3409"/>
-      <w:bookmarkStart w:id="11" w:name="_Toc15114"/>
-      <w:bookmarkStart w:id="12" w:name="_Toc20170_WPSOffice_Level1"/>
-      <w:bookmarkStart w:id="13" w:name="_Toc27693"/>
-      <w:bookmarkStart w:id="14" w:name="_Toc26985_WPSOffice_Level1"/>
-      <w:bookmarkStart w:id="15" w:name="_Toc31185"/>
-      <w:bookmarkStart w:id="16" w:name="_Toc28454_WPSOffice_Level1"/>
-      <w:bookmarkStart w:id="17" w:name="_Toc20924"/>
+      <w:bookmarkStart w:id="10" w:name="_Toc15114"/>
+      <w:bookmarkStart w:id="11" w:name="_Toc3409"/>
+      <w:bookmarkStart w:id="12" w:name="_Toc28454_WPSOffice_Level1"/>
+      <w:bookmarkStart w:id="13" w:name="_Toc20924"/>
+      <w:bookmarkStart w:id="14" w:name="_Toc20170_WPSOffice_Level1"/>
+      <w:bookmarkStart w:id="15" w:name="_Toc27693"/>
+      <w:bookmarkStart w:id="16" w:name="_Toc26985_WPSOffice_Level1"/>
+      <w:bookmarkStart w:id="17" w:name="_Toc31185"/>
       <w:r>
         <w:rPr>
           <w:rFonts w:ascii="Gotham Book" w:hAnsi="Gotham Book" w:eastAsia="方正德赛黑简体 512B" w:cs="Times New Roman"/>
@@ -32055,9 +32099,9 @@
           <w:lang w:eastAsia="zh-CN"/>
         </w:rPr>
       </w:pPr>
-      <w:bookmarkStart w:id="19" w:name="_Toc2622"/>
-      <w:bookmarkStart w:id="20" w:name="_Toc3846"/>
-      <w:bookmarkStart w:id="21" w:name="_Toc5400"/>
+      <w:bookmarkStart w:id="19" w:name="_Toc5400"/>
+      <w:bookmarkStart w:id="20" w:name="_Toc2622"/>
+      <w:bookmarkStart w:id="21" w:name="_Toc3846"/>
       <w:r>
         <w:rPr>
           <w:rFonts w:hint="eastAsia" w:ascii="宋体" w:hAnsi="宋体" w:eastAsia="宋体" w:cs="宋体"/>
@@ -32165,8 +32209,8 @@
           <w:lang w:eastAsia="zh-CN"/>
         </w:rPr>
       </w:pPr>
-      <w:bookmarkStart w:id="22" w:name="_Toc126"/>
-      <w:bookmarkStart w:id="23" w:name="_Toc7995"/>
+      <w:bookmarkStart w:id="22" w:name="_Toc7995"/>
+      <w:bookmarkStart w:id="23" w:name="_Toc126"/>
       <w:bookmarkStart w:id="24" w:name="_Toc10299"/>
       <w:r>
         <w:rPr>
@@ -32645,7 +32689,7 @@
             </w14:solidFill>
           </w14:textFill>
         </w:rPr>
-        <w:t>检测结果包含：点突变、短片段插入缺失突变,以及基因组杂合性缺失（LOH）、端粒等位基因不平衡（TAI）、大片段迁移（LST）。并基于LOH、TAI、LST获得基因不稳定状态评分（HRD score），为泛实体瘤个性化精准诊疗提供靶向用药等参考信息。参考基因组为 GRCh37/hg19，变异命名原则参考HGVS规则。分析采用自主开发软件Novo2025_v1.0.0。</w:t>
+        <w:t>检测结果包含：点突变、短片段插入缺失突变、拷贝数变异,以及基因组杂合性缺失（LOH）、端粒等位基因不平衡（TAI）、大片段迁移（LST）。并基于LOH、TAI、LST获得基因不稳定状态评分（HRD score），为泛实体瘤个性化精准诊疗提供靶向用药等参考信息。参考基因组为 GRCh37/hg19，变异命名原则参考HGVS规则。分析采用自主开发软件Novo2025_v1.0.0。</w:t>
       </w:r>
     </w:p>
     <w:p>
@@ -33123,12 +33167,12 @@
       <w:bookmarkEnd w:id="15"/>
       <w:bookmarkEnd w:id="16"/>
       <w:bookmarkEnd w:id="17"/>
-      <w:bookmarkStart w:id="26" w:name="_Toc19584_WPSOffice_Level1"/>
-      <w:bookmarkStart w:id="27" w:name="_Toc22623"/>
-      <w:bookmarkStart w:id="28" w:name="_Toc14611_WPSOffice_Level1"/>
-      <w:bookmarkStart w:id="29" w:name="_Toc22162_WPSOffice_Level1"/>
-      <w:bookmarkStart w:id="30" w:name="_Toc13275"/>
-      <w:bookmarkStart w:id="31" w:name="_Toc17792_WPSOffice_Level2"/>
+      <w:bookmarkStart w:id="26" w:name="_Toc22623"/>
+      <w:bookmarkStart w:id="27" w:name="_Toc22162_WPSOffice_Level1"/>
+      <w:bookmarkStart w:id="28" w:name="_Toc17792_WPSOffice_Level2"/>
+      <w:bookmarkStart w:id="29" w:name="_Toc13275"/>
+      <w:bookmarkStart w:id="30" w:name="_Toc14611_WPSOffice_Level1"/>
+      <w:bookmarkStart w:id="31" w:name="_Toc19584_WPSOffice_Level1"/>
     </w:p>
     <w:p>
       <w:pPr>
@@ -33140,9 +33184,9 @@
           <w:lang w:val="en-US" w:eastAsia="zh-CN"/>
         </w:rPr>
       </w:pPr>
-      <w:bookmarkStart w:id="32" w:name="_Toc21361"/>
+      <w:bookmarkStart w:id="32" w:name="_Toc24849"/>
       <w:bookmarkStart w:id="33" w:name="_Toc23906"/>
-      <w:bookmarkStart w:id="34" w:name="_Toc24849"/>
+      <w:bookmarkStart w:id="34" w:name="_Toc21361"/>
       <w:bookmarkStart w:id="35" w:name="_Toc22967"/>
       <w:r>
         <w:rPr>

--- a/WebContent/docx/BRCA12基因+同源重组修复缺陷评分（HRDscore）报告-济南中心.docx
+++ b/WebContent/docx/BRCA12基因+同源重组修复缺陷评分（HRDscore）报告-济南中心.docx
@@ -2981,7 +2981,7 @@
                 <w:szCs w:val="24"/>
                 <w:lang w:eastAsia="zh-CN"/>
               </w:rPr>
-              <w:t>，同时检测基因组不稳定状态，综合评估同源重组缺陷状态。检测突变形式为点突变（SNV）、小片段插入缺失（INDEL）、拷贝数变异（CNV）。</w:t>
+              <w:t>，同时检测基因组不稳定状态，综合评估同源重组缺陷状态。检测突变形式为点突变（SNV）、小片段插入缺失（INDEL）。</w:t>
             </w:r>
           </w:p>
         </w:tc>
@@ -5649,29 +5649,6 @@
           <w:lang w:eastAsia="zh-CN"/>
         </w:rPr>
         <w:t>同源重组缺陷状态“阳性”定义为：存在致病或可能致病的BRCA基因变异和（或）基因组不稳定性评分（HRD score）大于等于43分，同源重组缺陷状态“阴性”定义为：不存在致病或可能致病变异的BRCA基因变异且基因组不稳定性评分（HRD score）小于43分。</w:t>
-      </w:r>
-    </w:p>
-    <w:p>
-      <w:pPr>
-        <w:numPr>
-          <w:ilvl w:val="0"/>
-          <w:numId w:val="2"/>
-        </w:numPr>
-        <w:rPr>
-          <w:rFonts w:hint="eastAsia" w:ascii="宋体" w:hAnsi="宋体" w:eastAsia="宋体" w:cs="宋体"/>
-          <w:sz w:val="13"/>
-          <w:szCs w:val="13"/>
-          <w:lang w:eastAsia="zh-CN"/>
-        </w:rPr>
-      </w:pPr>
-      <w:r>
-        <w:rPr>
-          <w:rFonts w:hint="eastAsia" w:ascii="宋体" w:hAnsi="宋体" w:eastAsia="宋体" w:cs="宋体"/>
-          <w:sz w:val="13"/>
-          <w:szCs w:val="13"/>
-          <w:lang w:eastAsia="zh-CN"/>
-        </w:rPr>
-        <w:t>BRCA1、BRCA2基因检测点突变（SNV）、小片段插入/缺失（Indel）、大片段缺失等变异类型，为患者提供遗传风险评估和临床用药参考；基因组不稳定评分（HRD score）是参考杂合性缺失（LOH）、端粒等位基因不平衡（TAI）、大片段迁移（LST）3个指标综合计算评分，全面反应基因组瘢痕状态，进而对基因组不稳定状态进行评估，为患者提供临床用药参考。</w:t>
       </w:r>
     </w:p>
     <w:p>
@@ -6287,7 +6264,7 @@
                 <w:szCs w:val="18"/>
                 <w:lang w:eastAsia="zh-CN" w:bidi="ar"/>
               </w:rPr>
-              <w:t>变异丰度/拷贝数</w:t>
+              <w:t>变异丰度</w:t>
             </w:r>
           </w:p>
         </w:tc>
@@ -7284,7 +7261,7 @@
                 <w:highlight w:val="none"/>
                 <w:lang w:val="en-US" w:eastAsia="zh-CN"/>
               </w:rPr>
-              <w:t xml:space="preserve">{%if </w:t>
+              <w:t>{%if tip.</w:t>
             </w:r>
             <w:r>
               <w:rPr>
@@ -7308,7 +7285,7 @@
                 <w:highlight w:val="none"/>
                 <w:lang w:val="en-US" w:eastAsia="zh-CN"/>
               </w:rPr>
-              <w:t xml:space="preserve"> != ‘基因融合’ or </w:t>
+              <w:t>2 != ‘基因融合’ and tip.</w:t>
             </w:r>
             <w:r>
               <w:rPr>
@@ -7332,7 +7309,31 @@
                 <w:highlight w:val="none"/>
                 <w:lang w:val="en-US" w:eastAsia="zh-CN"/>
               </w:rPr>
-              <w:t>2 != ‘基因扩增’%}{{tip.Exon }}</w:t>
+              <w:t>2 != ‘基因扩增’and tip.</w:t>
+            </w:r>
+            <w:r>
+              <w:rPr>
+                <w:rFonts w:hint="eastAsia" w:ascii="宋体" w:hAnsi="宋体" w:eastAsia="宋体" w:cs="宋体"/>
+                <w:b w:val="0"/>
+                <w:bCs w:val="0"/>
+                <w:sz w:val="18"/>
+                <w:szCs w:val="18"/>
+                <w:highlight w:val="none"/>
+                <w:lang w:eastAsia="zh-CN"/>
+              </w:rPr>
+              <w:t>ExonicFunc</w:t>
+            </w:r>
+            <w:r>
+              <w:rPr>
+                <w:rFonts w:hint="eastAsia" w:ascii="宋体" w:hAnsi="宋体" w:eastAsia="宋体" w:cs="宋体"/>
+                <w:b w:val="0"/>
+                <w:bCs w:val="0"/>
+                <w:sz w:val="18"/>
+                <w:szCs w:val="18"/>
+                <w:highlight w:val="none"/>
+                <w:lang w:val="en-US" w:eastAsia="zh-CN"/>
+              </w:rPr>
+              <w:t>2 != ‘基因缺失’%}{{tip.Exon }}</w:t>
             </w:r>
           </w:p>
           <w:p>
@@ -7451,6 +7452,8 @@
               </w:rPr>
               <w:t xml:space="preserve"> }}</w:t>
             </w:r>
+            <w:bookmarkStart w:id="39" w:name="_GoBack"/>
+            <w:bookmarkEnd w:id="39"/>
           </w:p>
         </w:tc>
         <w:tc>
@@ -8401,7 +8404,7 @@
           <w:szCs w:val="13"/>
           <w:lang w:val="en-US" w:eastAsia="zh-CN" w:bidi="ar"/>
         </w:rPr>
-        <w:t>7.拷贝数：是指某⼀种基因或某⼀段特定的DNA序列在单倍体基因组中出现的数目。</w:t>
+        <w:t>7.基因变异检测结果：“NM”为基因的转录本编号，“exon”为外显子，“intron”为内含子，“c”为DNA序列，“p”为蛋白质。在DNA水平对某一突变位点的描述方式包括：碱基位点，正常碱基，“&gt;”符号，突变碱基。{% if complex == True %}</w:t>
       </w:r>
     </w:p>
     <w:p>
@@ -8430,36 +8433,7 @@
           <w:szCs w:val="13"/>
           <w:lang w:val="en-US" w:eastAsia="zh-CN" w:bidi="ar"/>
         </w:rPr>
-        <w:t>8.基因变异检测结果：“NM”为基因的转录本编号，“exon”为外显子，“intron”为内含子，“c”为DNA序列，“p”为蛋白质。在DNA水平对某一突变位点的描述方式包括：碱基位点，正常碱基，“&gt;”符号，突变碱基。{% if complex == True %}</w:t>
-      </w:r>
-    </w:p>
-    <w:p>
-      <w:pPr>
-        <w:keepNext w:val="0"/>
-        <w:keepLines w:val="0"/>
-        <w:widowControl/>
-        <w:suppressLineNumbers w:val="0"/>
-        <w:spacing w:line="360" w:lineRule="auto"/>
-        <w:jc w:val="left"/>
-        <w:rPr>
-          <w:rFonts w:hint="eastAsia" w:ascii="宋体" w:hAnsi="宋体" w:eastAsia="宋体" w:cs="宋体"/>
-          <w:color w:val="000000"/>
-          <w:kern w:val="0"/>
-          <w:sz w:val="13"/>
-          <w:szCs w:val="13"/>
-          <w:lang w:val="en-US" w:eastAsia="zh-CN" w:bidi="ar"/>
-        </w:rPr>
-      </w:pPr>
-      <w:r>
-        <w:rPr>
-          <w:rFonts w:hint="eastAsia" w:ascii="宋体" w:hAnsi="宋体" w:eastAsia="宋体" w:cs="宋体"/>
-          <w:color w:val="000000"/>
-          <w:kern w:val="0"/>
-          <w:sz w:val="13"/>
-          <w:szCs w:val="13"/>
-          <w:lang w:val="en-US" w:eastAsia="zh-CN" w:bidi="ar"/>
-        </w:rPr>
-        <w:t>9.多靶点循证检测结果中的符号意义：“+”表示“并且”，“/”表示“或者”，“!”表示“不满足”。{% endif %}</w:t>
+        <w:t>8.多靶点循证检测结果中的符号意义：“+”表示“并且”，“/”表示“或者”，“!”表示“不满足”。{% endif %}</w:t>
       </w:r>
     </w:p>
     <w:p>
@@ -8757,6 +8731,12 @@
             <w:insideH w:val="single" w:color="000000" w:themeColor="text1" w:sz="4" w:space="0"/>
             <w:insideV w:val="none" w:color="auto" w:sz="0" w:space="0"/>
           </w:tblBorders>
+          <w:tblCellMar>
+            <w:top w:w="0" w:type="dxa"/>
+            <w:left w:w="0" w:type="dxa"/>
+            <w:bottom w:w="0" w:type="dxa"/>
+            <w:right w:w="0" w:type="dxa"/>
+          </w:tblCellMar>
         </w:tblPrEx>
         <w:trPr>
           <w:trHeight w:val="510" w:hRule="atLeast"/>
@@ -9062,18 +9042,20 @@
             </w:pPr>
             <w:r>
               <w:rPr>
-                <w:rFonts w:hint="default" w:ascii="Times New Roman" w:hAnsi="Times New Roman" w:eastAsia="宋体" w:cs="Times New Roman"/>
-                <w:b/>
-                <w:bCs/>
-                <w:color w:val="FFFFFF"/>
-                <w:sz w:val="18"/>
-                <w:szCs w:val="18"/>
-                <w:lang w:eastAsia="zh-CN" w:bidi="ar"/>
-              </w:rPr>
-              <w:t>变异丰度/拷贝数</w:t>
-            </w:r>
-            <w:bookmarkStart w:id="39" w:name="_GoBack"/>
-            <w:bookmarkEnd w:id="39"/>
+                <w:rFonts w:hint="eastAsia" w:ascii="宋体" w:hAnsi="宋体" w:eastAsia="宋体" w:cs="宋体"/>
+                <w:b/>
+                <w:color w:val="FFFFFF" w:themeColor="background1"/>
+                <w:sz w:val="18"/>
+                <w:szCs w:val="18"/>
+                <w:lang w:val="en-US" w:eastAsia="zh-CN"/>
+                <w14:textFill>
+                  <w14:solidFill>
+                    <w14:schemeClr w14:val="bg1"/>
+                  </w14:solidFill>
+                </w14:textFill>
+              </w:rPr>
+              <w:t>突变频率</w:t>
+            </w:r>
           </w:p>
         </w:tc>
       </w:tr>
@@ -12982,10 +12964,10 @@
         </w:tblCellMar>
       </w:tblPr>
       <w:tblGrid>
-        <w:gridCol w:w="1555"/>
-        <w:gridCol w:w="1932"/>
-        <w:gridCol w:w="1920"/>
-        <w:gridCol w:w="2489"/>
+        <w:gridCol w:w="1974"/>
+        <w:gridCol w:w="1974"/>
+        <w:gridCol w:w="1974"/>
+        <w:gridCol w:w="1974"/>
         <w:gridCol w:w="1974"/>
       </w:tblGrid>
       <w:tr>
@@ -13011,7 +12993,7 @@
         </w:trPr>
         <w:tc>
           <w:tcPr>
-            <w:tcW w:w="1555" w:type="dxa"/>
+            <w:tcW w:w="1974" w:type="dxa"/>
             <w:tcBorders>
               <w:top w:val="nil"/>
             </w:tcBorders>
@@ -13056,7 +13038,7 @@
         </w:tc>
         <w:tc>
           <w:tcPr>
-            <w:tcW w:w="1932" w:type="dxa"/>
+            <w:tcW w:w="1974" w:type="dxa"/>
             <w:tcBorders>
               <w:top w:val="nil"/>
             </w:tcBorders>
@@ -13101,7 +13083,7 @@
         </w:tc>
         <w:tc>
           <w:tcPr>
-            <w:tcW w:w="1920" w:type="dxa"/>
+            <w:tcW w:w="1974" w:type="dxa"/>
             <w:tcBorders>
               <w:top w:val="nil"/>
             </w:tcBorders>
@@ -13146,7 +13128,7 @@
         </w:tc>
         <w:tc>
           <w:tcPr>
-            <w:tcW w:w="2489" w:type="dxa"/>
+            <w:tcW w:w="1974" w:type="dxa"/>
             <w:tcBorders>
               <w:top w:val="nil"/>
             </w:tcBorders>
@@ -13201,7 +13183,7 @@
                   </w14:solidFill>
                 </w14:textFill>
               </w:rPr>
-              <w:t>变异丰度/拷贝数</w:t>
+              <w:t>变异丰度</w:t>
             </w:r>
           </w:p>
         </w:tc>
@@ -13388,7 +13370,7 @@
         </w:trPr>
         <w:tc>
           <w:tcPr>
-            <w:tcW w:w="1555" w:type="dxa"/>
+            <w:tcW w:w="1974" w:type="dxa"/>
             <w:vAlign w:val="center"/>
           </w:tcPr>
           <w:p>
@@ -13397,17 +13379,19 @@
               <w:jc w:val="center"/>
               <w:rPr>
                 <w:rFonts w:hint="eastAsia" w:ascii="宋体" w:hAnsi="宋体" w:eastAsia="宋体" w:cs="宋体"/>
-                <w:sz w:val="18"/>
-                <w:szCs w:val="18"/>
-              </w:rPr>
-            </w:pPr>
-            <w:r>
-              <w:rPr>
-                <w:rFonts w:hint="eastAsia" w:ascii="宋体" w:hAnsi="宋体" w:eastAsia="宋体" w:cs="宋体"/>
-                <w:sz w:val="18"/>
-                <w:szCs w:val="18"/>
-              </w:rPr>
-              <w:t>{% if brca.Transcript == ‘.’%}{{ brca.Gene}}{% else%}{{ brca.Gene }}</w:t>
+                <w:bCs/>
+                <w:sz w:val="18"/>
+                <w:szCs w:val="18"/>
+                <w:lang w:eastAsia="zh-CN"/>
+              </w:rPr>
+            </w:pPr>
+            <w:r>
+              <w:rPr>
+                <w:rFonts w:hint="eastAsia" w:ascii="宋体" w:hAnsi="宋体" w:eastAsia="宋体" w:cs="宋体"/>
+                <w:sz w:val="18"/>
+                <w:szCs w:val="18"/>
+              </w:rPr>
+              <w:t>{{ brca.Gene }}</w:t>
             </w:r>
           </w:p>
           <w:p>
@@ -13429,13 +13413,13 @@
                 <w:sz w:val="18"/>
                 <w:szCs w:val="18"/>
               </w:rPr>
-              <w:t>{{ brca.Transcript }}{% endif%}</w:t>
-            </w:r>
-          </w:p>
-        </w:tc>
-        <w:tc>
-          <w:tcPr>
-            <w:tcW w:w="1932" w:type="dxa"/>
+              <w:t>{{ brca.Transcript}}</w:t>
+            </w:r>
+          </w:p>
+        </w:tc>
+        <w:tc>
+          <w:tcPr>
+            <w:tcW w:w="1974" w:type="dxa"/>
             <w:vAlign w:val="center"/>
           </w:tcPr>
           <w:p>
@@ -13453,12 +13437,10 @@
             <w:r>
               <w:rPr>
                 <w:rFonts w:hint="eastAsia" w:ascii="宋体" w:hAnsi="宋体" w:eastAsia="宋体" w:cs="宋体"/>
-                <w:bCs/>
-                <w:sz w:val="18"/>
-                <w:szCs w:val="18"/>
-                <w:lang w:eastAsia="zh-CN"/>
-              </w:rPr>
-              <w:t>{% if brca.Exon != ‘.’%}{{ brca.Exon }}</w:t>
+                <w:sz w:val="18"/>
+                <w:szCs w:val="18"/>
+              </w:rPr>
+              <w:t>{{ brca.Exon }}</w:t>
             </w:r>
           </w:p>
           <w:p>
@@ -13476,18 +13458,16 @@
             <w:r>
               <w:rPr>
                 <w:rFonts w:hint="eastAsia" w:ascii="宋体" w:hAnsi="宋体" w:eastAsia="宋体" w:cs="宋体"/>
-                <w:bCs/>
-                <w:sz w:val="18"/>
-                <w:szCs w:val="18"/>
-                <w:lang w:eastAsia="zh-CN"/>
-              </w:rPr>
-              <w:t>{% endif %}{{ brca.cHGVS }}</w:t>
-            </w:r>
-          </w:p>
-        </w:tc>
-        <w:tc>
-          <w:tcPr>
-            <w:tcW w:w="1920" w:type="dxa"/>
+                <w:sz w:val="18"/>
+                <w:szCs w:val="18"/>
+              </w:rPr>
+              <w:t>{{ brca.cHGVS }}</w:t>
+            </w:r>
+          </w:p>
+        </w:tc>
+        <w:tc>
+          <w:tcPr>
+            <w:tcW w:w="1974" w:type="dxa"/>
             <w:vAlign w:val="center"/>
           </w:tcPr>
           <w:p>
@@ -13512,7 +13492,7 @@
         </w:tc>
         <w:tc>
           <w:tcPr>
-            <w:tcW w:w="2489" w:type="dxa"/>
+            <w:tcW w:w="1974" w:type="dxa"/>
             <w:vAlign w:val="center"/>
           </w:tcPr>
           <w:p>
@@ -13684,7 +13664,7 @@
         </w:trPr>
         <w:tc>
           <w:tcPr>
-            <w:tcW w:w="1555" w:type="dxa"/>
+            <w:tcW w:w="1974" w:type="dxa"/>
             <w:vAlign w:val="center"/>
           </w:tcPr>
           <w:p>
@@ -13713,7 +13693,7 @@
         </w:tc>
         <w:tc>
           <w:tcPr>
-            <w:tcW w:w="1932" w:type="dxa"/>
+            <w:tcW w:w="1974" w:type="dxa"/>
             <w:vAlign w:val="center"/>
           </w:tcPr>
           <w:p>
@@ -13742,7 +13722,7 @@
         </w:tc>
         <w:tc>
           <w:tcPr>
-            <w:tcW w:w="1920" w:type="dxa"/>
+            <w:tcW w:w="1974" w:type="dxa"/>
             <w:vAlign w:val="center"/>
           </w:tcPr>
           <w:p>
@@ -13771,7 +13751,7 @@
         </w:tc>
         <w:tc>
           <w:tcPr>
-            <w:tcW w:w="2489" w:type="dxa"/>
+            <w:tcW w:w="1974" w:type="dxa"/>
             <w:vAlign w:val="center"/>
           </w:tcPr>
           <w:p>
@@ -17477,8 +17457,8 @@
         </w:rPr>
         <w:br w:type="page"/>
       </w:r>
-      <w:bookmarkStart w:id="4" w:name="_Toc31324"/>
-      <w:bookmarkStart w:id="5" w:name="_Toc26395"/>
+      <w:bookmarkStart w:id="4" w:name="_Toc26395"/>
+      <w:bookmarkStart w:id="5" w:name="_Toc31324"/>
     </w:p>
     <w:bookmarkEnd w:id="4"/>
     <w:bookmarkEnd w:id="5"/>
@@ -19264,6 +19244,14 @@
       </w:tblGrid>
       <w:tr>
         <w:tblPrEx>
+          <w:tblBorders>
+            <w:top w:val="single" w:color="45A3A7" w:sz="18" w:space="0"/>
+            <w:left w:val="none" w:color="auto" w:sz="0" w:space="0"/>
+            <w:bottom w:val="dotted" w:color="45A3A7" w:sz="4" w:space="0"/>
+            <w:right w:val="none" w:color="auto" w:sz="0" w:space="0"/>
+            <w:insideH w:val="dotted" w:color="45A3A7" w:sz="4" w:space="0"/>
+            <w:insideV w:val="dotted" w:color="45A3A7" w:sz="4" w:space="0"/>
+          </w:tblBorders>
           <w:tblCellMar>
             <w:top w:w="0" w:type="dxa"/>
             <w:left w:w="108" w:type="dxa"/>
@@ -27060,8 +27048,8 @@
           </w14:shadow>
         </w:rPr>
       </w:pPr>
-      <w:bookmarkStart w:id="6" w:name="_Toc149837268"/>
-      <w:bookmarkStart w:id="7" w:name="_Toc19443"/>
+      <w:bookmarkStart w:id="6" w:name="_Toc19443"/>
+      <w:bookmarkStart w:id="7" w:name="_Toc149837268"/>
       <w:bookmarkStart w:id="8" w:name="_Toc30346"/>
       <w:bookmarkStart w:id="9" w:name="_Toc11406"/>
       <w:r>
@@ -29179,12 +29167,12 @@
       </w:pPr>
       <w:bookmarkStart w:id="10" w:name="_Toc15114"/>
       <w:bookmarkStart w:id="11" w:name="_Toc3409"/>
-      <w:bookmarkStart w:id="12" w:name="_Toc28454_WPSOffice_Level1"/>
-      <w:bookmarkStart w:id="13" w:name="_Toc20924"/>
-      <w:bookmarkStart w:id="14" w:name="_Toc20170_WPSOffice_Level1"/>
-      <w:bookmarkStart w:id="15" w:name="_Toc27693"/>
-      <w:bookmarkStart w:id="16" w:name="_Toc26985_WPSOffice_Level1"/>
-      <w:bookmarkStart w:id="17" w:name="_Toc31185"/>
+      <w:bookmarkStart w:id="12" w:name="_Toc26985_WPSOffice_Level1"/>
+      <w:bookmarkStart w:id="13" w:name="_Toc31185"/>
+      <w:bookmarkStart w:id="14" w:name="_Toc27693"/>
+      <w:bookmarkStart w:id="15" w:name="_Toc20924"/>
+      <w:bookmarkStart w:id="16" w:name="_Toc20170_WPSOffice_Level1"/>
+      <w:bookmarkStart w:id="17" w:name="_Toc28454_WPSOffice_Level1"/>
       <w:r>
         <w:rPr>
           <w:rFonts w:ascii="Gotham Book" w:hAnsi="Gotham Book" w:eastAsia="方正德赛黑简体 512B" w:cs="Times New Roman"/>
@@ -32099,9 +32087,9 @@
           <w:lang w:eastAsia="zh-CN"/>
         </w:rPr>
       </w:pPr>
-      <w:bookmarkStart w:id="19" w:name="_Toc5400"/>
-      <w:bookmarkStart w:id="20" w:name="_Toc2622"/>
-      <w:bookmarkStart w:id="21" w:name="_Toc3846"/>
+      <w:bookmarkStart w:id="19" w:name="_Toc2622"/>
+      <w:bookmarkStart w:id="20" w:name="_Toc3846"/>
+      <w:bookmarkStart w:id="21" w:name="_Toc5400"/>
       <w:r>
         <w:rPr>
           <w:rFonts w:hint="eastAsia" w:ascii="宋体" w:hAnsi="宋体" w:eastAsia="宋体" w:cs="宋体"/>
@@ -32209,9 +32197,9 @@
           <w:lang w:eastAsia="zh-CN"/>
         </w:rPr>
       </w:pPr>
-      <w:bookmarkStart w:id="22" w:name="_Toc7995"/>
+      <w:bookmarkStart w:id="22" w:name="_Toc10299"/>
       <w:bookmarkStart w:id="23" w:name="_Toc126"/>
-      <w:bookmarkStart w:id="24" w:name="_Toc10299"/>
+      <w:bookmarkStart w:id="24" w:name="_Toc7995"/>
       <w:r>
         <w:rPr>
           <w:rFonts w:hint="eastAsia" w:ascii="宋体" w:hAnsi="宋体" w:eastAsia="宋体" w:cs="宋体"/>
@@ -32689,7 +32677,7 @@
             </w14:solidFill>
           </w14:textFill>
         </w:rPr>
-        <w:t>检测结果包含：点突变、短片段插入缺失突变、拷贝数变异,以及基因组杂合性缺失（LOH）、端粒等位基因不平衡（TAI）、大片段迁移（LST）。并基于LOH、TAI、LST获得基因不稳定状态评分（HRD score），为泛实体瘤个性化精准诊疗提供靶向用药等参考信息。参考基因组为 GRCh37/hg19，变异命名原则参考HGVS规则。分析采用自主开发软件Novo2025_v1.0.0。</w:t>
+        <w:t>检测结果包含：点突变、短片段插入缺失突变,以及基因组杂合性缺失（LOH）、端粒等位基因不平衡（TAI）、大片段迁移（LST）。并基于LOH、TAI、LST获得基因不稳定状态评分（HRD score），为泛实体瘤个性化精准诊疗提供靶向用药等参考信息。参考基因组为 GRCh37/hg19，变异命名原则参考HGVS规则。分析采用自主开发软件Novo2025_v1.0.0。</w:t>
       </w:r>
     </w:p>
     <w:p>
@@ -33170,8 +33158,8 @@
       <w:bookmarkStart w:id="26" w:name="_Toc22623"/>
       <w:bookmarkStart w:id="27" w:name="_Toc22162_WPSOffice_Level1"/>
       <w:bookmarkStart w:id="28" w:name="_Toc17792_WPSOffice_Level2"/>
-      <w:bookmarkStart w:id="29" w:name="_Toc13275"/>
-      <w:bookmarkStart w:id="30" w:name="_Toc14611_WPSOffice_Level1"/>
+      <w:bookmarkStart w:id="29" w:name="_Toc14611_WPSOffice_Level1"/>
+      <w:bookmarkStart w:id="30" w:name="_Toc13275"/>
       <w:bookmarkStart w:id="31" w:name="_Toc19584_WPSOffice_Level1"/>
     </w:p>
     <w:p>
@@ -33185,8 +33173,8 @@
         </w:rPr>
       </w:pPr>
       <w:bookmarkStart w:id="32" w:name="_Toc24849"/>
-      <w:bookmarkStart w:id="33" w:name="_Toc23906"/>
-      <w:bookmarkStart w:id="34" w:name="_Toc21361"/>
+      <w:bookmarkStart w:id="33" w:name="_Toc21361"/>
+      <w:bookmarkStart w:id="34" w:name="_Toc23906"/>
       <w:bookmarkStart w:id="35" w:name="_Toc22967"/>
       <w:r>
         <w:rPr>

--- a/WebContent/docx/BRCA12基因+同源重组修复缺陷评分（HRDscore）报告-济南中心.docx
+++ b/WebContent/docx/BRCA12基因+同源重组修复缺陷评分（HRDscore）报告-济南中心.docx
@@ -2669,6 +2669,142 @@
                 <w:lang w:eastAsia="zh-CN"/>
               </w:rPr>
               <w:t>{{ doctorname }}</w:t>
+            </w:r>
+          </w:p>
+        </w:tc>
+      </w:tr>
+      <w:tr>
+        <w:tblPrEx>
+          <w:tblBorders>
+            <w:top w:val="single" w:color="auto" w:sz="4" w:space="0"/>
+            <w:left w:val="single" w:color="auto" w:sz="4" w:space="0"/>
+            <w:bottom w:val="single" w:color="auto" w:sz="4" w:space="0"/>
+            <w:right w:val="single" w:color="auto" w:sz="4" w:space="0"/>
+            <w:insideH w:val="single" w:color="auto" w:sz="4" w:space="0"/>
+            <w:insideV w:val="single" w:color="auto" w:sz="4" w:space="0"/>
+          </w:tblBorders>
+          <w:tblCellMar>
+            <w:top w:w="0" w:type="dxa"/>
+            <w:left w:w="108" w:type="dxa"/>
+            <w:bottom w:w="0" w:type="dxa"/>
+            <w:right w:w="108" w:type="dxa"/>
+          </w:tblCellMar>
+        </w:tblPrEx>
+        <w:trPr>
+          <w:trHeight w:val="567" w:hRule="atLeast"/>
+          <w:jc w:val="center"/>
+        </w:trPr>
+        <w:tc>
+          <w:tcPr>
+            <w:tcW w:w="1832" w:type="dxa"/>
+            <w:tcBorders>
+              <w:top w:val="single" w:color="000000" w:themeColor="text1" w:sz="4" w:space="0"/>
+              <w:left w:val="single" w:color="000000" w:themeColor="text1" w:sz="4" w:space="0"/>
+              <w:bottom w:val="single" w:color="000000" w:themeColor="text1" w:sz="4" w:space="0"/>
+              <w:right w:val="single" w:color="000000" w:themeColor="text1" w:sz="4" w:space="0"/>
+            </w:tcBorders>
+            <w:vAlign w:val="center"/>
+          </w:tcPr>
+          <w:p>
+            <w:pPr>
+              <w:keepNext w:val="0"/>
+              <w:keepLines w:val="0"/>
+              <w:pageBreakBefore w:val="0"/>
+              <w:widowControl w:val="0"/>
+              <w:kinsoku/>
+              <w:wordWrap/>
+              <w:overflowPunct/>
+              <w:topLinePunct w:val="0"/>
+              <w:autoSpaceDE/>
+              <w:autoSpaceDN/>
+              <w:bidi w:val="0"/>
+              <w:adjustRightInd/>
+              <w:snapToGrid/>
+              <w:spacing w:before="0" w:beforeLines="50" w:after="0" w:afterLines="50" w:line="240" w:lineRule="exact"/>
+              <w:ind w:left="63" w:leftChars="30" w:right="63" w:rightChars="30"/>
+              <w:jc w:val="center"/>
+              <w:textAlignment w:val="auto"/>
+              <w:rPr>
+                <w:rFonts w:hint="default" w:ascii="Times New Roman" w:hAnsi="Times New Roman" w:eastAsia="宋体" w:cs="Times New Roman"/>
+                <w:b/>
+                <w:color w:val="000000" w:themeColor="text1"/>
+                <w:kern w:val="0"/>
+                <w:sz w:val="24"/>
+                <w:szCs w:val="24"/>
+                <w14:textFill>
+                  <w14:solidFill>
+                    <w14:schemeClr w14:val="tx1"/>
+                  </w14:solidFill>
+                </w14:textFill>
+              </w:rPr>
+            </w:pPr>
+            <w:r>
+              <w:rPr>
+                <w:rFonts w:hint="default" w:ascii="Times New Roman" w:hAnsi="Times New Roman" w:eastAsia="宋体" w:cs="Times New Roman"/>
+                <w:b/>
+                <w:color w:val="000000" w:themeColor="text1"/>
+                <w:kern w:val="0"/>
+                <w:sz w:val="24"/>
+                <w:szCs w:val="24"/>
+                <w14:textFill>
+                  <w14:solidFill>
+                    <w14:schemeClr w14:val="tx1"/>
+                  </w14:solidFill>
+                </w14:textFill>
+              </w:rPr>
+              <w:t>取样日期</w:t>
+            </w:r>
+          </w:p>
+        </w:tc>
+        <w:tc>
+          <w:tcPr>
+            <w:tcW w:w="8458" w:type="dxa"/>
+            <w:gridSpan w:val="7"/>
+            <w:tcBorders>
+              <w:top w:val="single" w:color="000000" w:themeColor="text1" w:sz="4" w:space="0"/>
+              <w:left w:val="single" w:color="000000" w:themeColor="text1" w:sz="4" w:space="0"/>
+              <w:bottom w:val="single" w:color="000000" w:themeColor="text1" w:sz="4" w:space="0"/>
+              <w:right w:val="single" w:color="000000" w:themeColor="text1" w:sz="4" w:space="0"/>
+            </w:tcBorders>
+            <w:vAlign w:val="center"/>
+          </w:tcPr>
+          <w:p>
+            <w:pPr>
+              <w:keepNext w:val="0"/>
+              <w:keepLines w:val="0"/>
+              <w:pageBreakBefore w:val="0"/>
+              <w:widowControl w:val="0"/>
+              <w:tabs>
+                <w:tab w:val="left" w:pos="1187"/>
+              </w:tabs>
+              <w:kinsoku/>
+              <w:wordWrap/>
+              <w:overflowPunct/>
+              <w:topLinePunct w:val="0"/>
+              <w:autoSpaceDE/>
+              <w:autoSpaceDN/>
+              <w:bidi w:val="0"/>
+              <w:adjustRightInd/>
+              <w:snapToGrid/>
+              <w:spacing w:before="0" w:beforeLines="50" w:after="0" w:afterLines="50"/>
+              <w:ind w:left="63" w:leftChars="30" w:right="63" w:rightChars="30"/>
+              <w:jc w:val="left"/>
+              <w:textAlignment w:val="auto"/>
+              <w:rPr>
+                <w:rFonts w:ascii="宋体" w:hAnsi="宋体" w:eastAsia="宋体" w:cs="宋体"/>
+                <w:sz w:val="24"/>
+                <w:szCs w:val="24"/>
+              </w:rPr>
+            </w:pPr>
+            <w:r>
+              <w:rPr>
+                <w:rFonts w:hint="eastAsia" w:ascii="Times New Roman" w:hAnsi="Times New Roman" w:eastAsia="宋体" w:cs="Times New Roman"/>
+                <w:color w:val="000000"/>
+                <w:sz w:val="21"/>
+                <w:szCs w:val="21"/>
+                <w:lang w:val="en-US" w:eastAsia="zh-CN"/>
+              </w:rPr>
+              <w:t>{{sample.collect_date}}</w:t>
             </w:r>
           </w:p>
         </w:tc>
@@ -5729,8 +5865,8 @@
           </w14:textFill>
         </w:rPr>
       </w:pPr>
-      <w:bookmarkStart w:id="0" w:name="_Toc30305"/>
-      <w:bookmarkStart w:id="1" w:name="_Toc149837259"/>
+      <w:bookmarkStart w:id="0" w:name="_Toc149837259"/>
+      <w:bookmarkStart w:id="1" w:name="_Toc30305"/>
       <w:r>
         <w:rPr>
           <w:rFonts w:ascii="Gotham Book" w:hAnsi="Gotham Book" w:eastAsia="方正德赛黑简体 512B" w:cs="Times New Roman"/>
@@ -7452,8 +7588,6 @@
               </w:rPr>
               <w:t xml:space="preserve"> }}</w:t>
             </w:r>
-            <w:bookmarkStart w:id="39" w:name="_GoBack"/>
-            <w:bookmarkEnd w:id="39"/>
           </w:p>
         </w:tc>
         <w:tc>
@@ -17457,8 +17591,8 @@
         </w:rPr>
         <w:br w:type="page"/>
       </w:r>
-      <w:bookmarkStart w:id="4" w:name="_Toc26395"/>
-      <w:bookmarkStart w:id="5" w:name="_Toc31324"/>
+      <w:bookmarkStart w:id="4" w:name="_Toc31324"/>
+      <w:bookmarkStart w:id="5" w:name="_Toc26395"/>
     </w:p>
     <w:bookmarkEnd w:id="4"/>
     <w:bookmarkEnd w:id="5"/>
@@ -27048,8 +27182,8 @@
           </w14:shadow>
         </w:rPr>
       </w:pPr>
-      <w:bookmarkStart w:id="6" w:name="_Toc19443"/>
-      <w:bookmarkStart w:id="7" w:name="_Toc149837268"/>
+      <w:bookmarkStart w:id="6" w:name="_Toc149837268"/>
+      <w:bookmarkStart w:id="7" w:name="_Toc19443"/>
       <w:bookmarkStart w:id="8" w:name="_Toc30346"/>
       <w:bookmarkStart w:id="9" w:name="_Toc11406"/>
       <w:r>
@@ -27642,7 +27776,25 @@
                 <w:szCs w:val="18"/>
                 <w:lang w:eastAsia="zh-CN" w:bidi="ar"/>
               </w:rPr>
-              <w:t>≥10%</w:t>
+              <w:t>≥</w:t>
+            </w:r>
+            <w:r>
+              <w:rPr>
+                <w:rFonts w:hint="eastAsia" w:ascii="宋体" w:hAnsi="宋体" w:eastAsia="宋体" w:cs="宋体"/>
+                <w:sz w:val="18"/>
+                <w:szCs w:val="18"/>
+                <w:lang w:val="en-US" w:eastAsia="zh-CN" w:bidi="ar"/>
+              </w:rPr>
+              <w:t>2</w:t>
+            </w:r>
+            <w:r>
+              <w:rPr>
+                <w:rFonts w:hint="eastAsia" w:ascii="宋体" w:hAnsi="宋体" w:eastAsia="宋体" w:cs="宋体"/>
+                <w:sz w:val="18"/>
+                <w:szCs w:val="18"/>
+                <w:lang w:eastAsia="zh-CN" w:bidi="ar"/>
+              </w:rPr>
+              <w:t>0%</w:t>
             </w:r>
           </w:p>
         </w:tc>
@@ -27788,8 +27940,18 @@
                 <w:bCs/>
                 <w:sz w:val="18"/>
                 <w:szCs w:val="18"/>
-              </w:rPr>
-              <w:t>00</w:t>
+                <w:lang w:val="en-US" w:eastAsia="zh-CN"/>
+              </w:rPr>
+              <w:t>5</w:t>
+            </w:r>
+            <w:r>
+              <w:rPr>
+                <w:rFonts w:hint="eastAsia" w:ascii="宋体" w:hAnsi="宋体" w:eastAsia="宋体" w:cs="宋体"/>
+                <w:bCs/>
+                <w:sz w:val="18"/>
+                <w:szCs w:val="18"/>
+              </w:rPr>
+              <w:t>0</w:t>
             </w:r>
           </w:p>
         </w:tc>
@@ -27914,7 +28076,25 @@
                 <w:szCs w:val="18"/>
                 <w:lang w:eastAsia="zh-CN" w:bidi="ar"/>
               </w:rPr>
-              <w:t>≥500</w:t>
+              <w:t>≥</w:t>
+            </w:r>
+            <w:r>
+              <w:rPr>
+                <w:rFonts w:hint="eastAsia" w:ascii="宋体" w:hAnsi="宋体" w:eastAsia="宋体" w:cs="宋体"/>
+                <w:sz w:val="18"/>
+                <w:szCs w:val="18"/>
+                <w:lang w:val="en-US" w:eastAsia="zh-CN" w:bidi="ar"/>
+              </w:rPr>
+              <w:t>64</w:t>
+            </w:r>
+            <w:r>
+              <w:rPr>
+                <w:rFonts w:hint="eastAsia" w:ascii="宋体" w:hAnsi="宋体" w:eastAsia="宋体" w:cs="宋体"/>
+                <w:sz w:val="18"/>
+                <w:szCs w:val="18"/>
+                <w:lang w:eastAsia="zh-CN" w:bidi="ar"/>
+              </w:rPr>
+              <w:t>0</w:t>
             </w:r>
           </w:p>
         </w:tc>
@@ -29165,14 +29345,14 @@
           <w:lang w:eastAsia="zh-CN"/>
         </w:rPr>
       </w:pPr>
-      <w:bookmarkStart w:id="10" w:name="_Toc15114"/>
-      <w:bookmarkStart w:id="11" w:name="_Toc3409"/>
-      <w:bookmarkStart w:id="12" w:name="_Toc26985_WPSOffice_Level1"/>
-      <w:bookmarkStart w:id="13" w:name="_Toc31185"/>
+      <w:bookmarkStart w:id="10" w:name="_Toc3409"/>
+      <w:bookmarkStart w:id="11" w:name="_Toc15114"/>
+      <w:bookmarkStart w:id="12" w:name="_Toc20924"/>
+      <w:bookmarkStart w:id="13" w:name="_Toc20170_WPSOffice_Level1"/>
       <w:bookmarkStart w:id="14" w:name="_Toc27693"/>
-      <w:bookmarkStart w:id="15" w:name="_Toc20924"/>
-      <w:bookmarkStart w:id="16" w:name="_Toc20170_WPSOffice_Level1"/>
-      <w:bookmarkStart w:id="17" w:name="_Toc28454_WPSOffice_Level1"/>
+      <w:bookmarkStart w:id="15" w:name="_Toc28454_WPSOffice_Level1"/>
+      <w:bookmarkStart w:id="16" w:name="_Toc31185"/>
+      <w:bookmarkStart w:id="17" w:name="_Toc26985_WPSOffice_Level1"/>
       <w:r>
         <w:rPr>
           <w:rFonts w:ascii="Gotham Book" w:hAnsi="Gotham Book" w:eastAsia="方正德赛黑简体 512B" w:cs="Times New Roman"/>
@@ -30996,8 +31176,8 @@
                                 </w14:textFill>
                               </w:rPr>
                             </w:pPr>
-                            <w:bookmarkStart w:id="37" w:name="_Toc12485"/>
-                            <w:bookmarkStart w:id="38" w:name="_Toc23686"/>
+                            <w:bookmarkStart w:id="37" w:name="_Toc23686"/>
+                            <w:bookmarkStart w:id="38" w:name="_Toc12485"/>
                             <w:r>
                               <w:rPr>
                                 <w:rFonts w:hint="default" w:ascii="Times New Roman" w:hAnsi="Times New Roman" w:eastAsia="微软雅黑" w:cs="Times New Roman"/>
@@ -31076,8 +31256,8 @@
                           </w14:textFill>
                         </w:rPr>
                       </w:pPr>
-                      <w:bookmarkStart w:id="37" w:name="_Toc12485"/>
-                      <w:bookmarkStart w:id="38" w:name="_Toc23686"/>
+                      <w:bookmarkStart w:id="37" w:name="_Toc23686"/>
+                      <w:bookmarkStart w:id="38" w:name="_Toc12485"/>
                       <w:r>
                         <w:rPr>
                           <w:rFonts w:hint="default" w:ascii="Times New Roman" w:hAnsi="Times New Roman" w:eastAsia="微软雅黑" w:cs="Times New Roman"/>
@@ -32087,8 +32267,8 @@
           <w:lang w:eastAsia="zh-CN"/>
         </w:rPr>
       </w:pPr>
-      <w:bookmarkStart w:id="19" w:name="_Toc2622"/>
-      <w:bookmarkStart w:id="20" w:name="_Toc3846"/>
+      <w:bookmarkStart w:id="19" w:name="_Toc3846"/>
+      <w:bookmarkStart w:id="20" w:name="_Toc2622"/>
       <w:bookmarkStart w:id="21" w:name="_Toc5400"/>
       <w:r>
         <w:rPr>
@@ -33155,12 +33335,12 @@
       <w:bookmarkEnd w:id="15"/>
       <w:bookmarkEnd w:id="16"/>
       <w:bookmarkEnd w:id="17"/>
-      <w:bookmarkStart w:id="26" w:name="_Toc22623"/>
-      <w:bookmarkStart w:id="27" w:name="_Toc22162_WPSOffice_Level1"/>
-      <w:bookmarkStart w:id="28" w:name="_Toc17792_WPSOffice_Level2"/>
-      <w:bookmarkStart w:id="29" w:name="_Toc14611_WPSOffice_Level1"/>
-      <w:bookmarkStart w:id="30" w:name="_Toc13275"/>
-      <w:bookmarkStart w:id="31" w:name="_Toc19584_WPSOffice_Level1"/>
+      <w:bookmarkStart w:id="26" w:name="_Toc14611_WPSOffice_Level1"/>
+      <w:bookmarkStart w:id="27" w:name="_Toc19584_WPSOffice_Level1"/>
+      <w:bookmarkStart w:id="28" w:name="_Toc22623"/>
+      <w:bookmarkStart w:id="29" w:name="_Toc17792_WPSOffice_Level2"/>
+      <w:bookmarkStart w:id="30" w:name="_Toc22162_WPSOffice_Level1"/>
+      <w:bookmarkStart w:id="31" w:name="_Toc13275"/>
     </w:p>
     <w:p>
       <w:pPr>
@@ -33173,9 +33353,9 @@
         </w:rPr>
       </w:pPr>
       <w:bookmarkStart w:id="32" w:name="_Toc24849"/>
-      <w:bookmarkStart w:id="33" w:name="_Toc21361"/>
-      <w:bookmarkStart w:id="34" w:name="_Toc23906"/>
-      <w:bookmarkStart w:id="35" w:name="_Toc22967"/>
+      <w:bookmarkStart w:id="33" w:name="_Toc22967"/>
+      <w:bookmarkStart w:id="34" w:name="_Toc21361"/>
+      <w:bookmarkStart w:id="35" w:name="_Toc23906"/>
       <w:r>
         <w:rPr>
           <w:rFonts w:ascii="Gotham Book" w:hAnsi="Gotham Book" w:eastAsia="方正德赛黑简体 512B" w:cs="Times New Roman"/>
@@ -34412,48 +34592,482 @@
 <w:ftr xmlns:wpc="http://schemas.microsoft.com/office/word/2010/wordprocessingCanvas" xmlns:mc="http://schemas.openxmlformats.org/markup-compatibility/2006" xmlns:o="urn:schemas-microsoft-com:office:office" xmlns:r="http://schemas.openxmlformats.org/officeDocument/2006/relationships" xmlns:m="http://schemas.openxmlformats.org/officeDocument/2006/math" xmlns:v="urn:schemas-microsoft-com:vml" xmlns:wp14="http://schemas.microsoft.com/office/word/2010/wordprocessingDrawing" xmlns:wp="http://schemas.openxmlformats.org/drawingml/2006/wordprocessingDrawing" xmlns:w10="urn:schemas-microsoft-com:office:word" xmlns:w="http://schemas.openxmlformats.org/wordprocessingml/2006/main" xmlns:w14="http://schemas.microsoft.com/office/word/2010/wordml" xmlns:w15="http://schemas.microsoft.com/office/word/2012/wordml" xmlns:wpg="http://schemas.microsoft.com/office/word/2010/wordprocessingGroup" xmlns:wpi="http://schemas.microsoft.com/office/word/2010/wordprocessingInk" xmlns:wne="http://schemas.microsoft.com/office/word/2006/wordml" xmlns:wps="http://schemas.microsoft.com/office/word/2010/wordprocessingShape" xmlns:wpsCustomData="http://www.wps.cn/officeDocument/2013/wpsCustomData" mc:Ignorable="w14 w15 wp14">
   <w:p>
     <w:pPr>
-      <w:jc w:val="center"/>
-      <w:rPr>
-        <w:rFonts w:ascii="宋体" w:hAnsi="宋体" w:eastAsia="宋体" w:cs="宋体"/>
-        <w:color w:val="404040"/>
-        <w:sz w:val="18"/>
-        <w:szCs w:val="18"/>
-      </w:rPr>
+      <w:pStyle w:val="8"/>
     </w:pPr>
     <w:r>
       <w:rPr>
-        <w:rFonts w:hint="eastAsia" w:ascii="宋体" w:hAnsi="宋体" w:eastAsia="宋体" w:cs="宋体"/>
-        <w:color w:val="404040"/>
         <w:sz w:val="18"/>
-        <w:szCs w:val="18"/>
       </w:rPr>
-      <w:t>版权所有© 山东第一医科大学附属中心医院医学实验诊断中心临床细胞分子遗传学组</w:t>
+      <mc:AlternateContent>
+        <mc:Choice Requires="wps">
+          <w:drawing>
+            <wp:anchor distT="0" distB="0" distL="114300" distR="114300" simplePos="0" relativeHeight="251666432" behindDoc="0" locked="0" layoutInCell="1" allowOverlap="1">
+              <wp:simplePos x="0" y="0"/>
+              <wp:positionH relativeFrom="column">
+                <wp:posOffset>4289425</wp:posOffset>
+              </wp:positionH>
+              <wp:positionV relativeFrom="paragraph">
+                <wp:posOffset>-288925</wp:posOffset>
+              </wp:positionV>
+              <wp:extent cx="1657350" cy="568325"/>
+              <wp:effectExtent l="0" t="0" r="0" b="0"/>
+              <wp:wrapNone/>
+              <wp:docPr id="13" name="文本框 13"/>
+              <wp:cNvGraphicFramePr/>
+              <a:graphic xmlns:a="http://schemas.openxmlformats.org/drawingml/2006/main">
+                <a:graphicData uri="http://schemas.microsoft.com/office/word/2010/wordprocessingShape">
+                  <wps:wsp>
+                    <wps:cNvSpPr txBox="1"/>
+                    <wps:spPr>
+                      <a:xfrm>
+                        <a:off x="0" y="0"/>
+                        <a:ext cx="1657350" cy="568325"/>
+                      </a:xfrm>
+                      <a:prstGeom prst="rect">
+                        <a:avLst/>
+                      </a:prstGeom>
+                      <a:noFill/>
+                      <a:ln w="6350">
+                        <a:noFill/>
+                      </a:ln>
+                    </wps:spPr>
+                    <wps:style>
+                      <a:lnRef idx="0">
+                        <a:schemeClr val="accent1"/>
+                      </a:lnRef>
+                      <a:fillRef idx="0">
+                        <a:schemeClr val="accent1"/>
+                      </a:fillRef>
+                      <a:effectRef idx="0">
+                        <a:schemeClr val="accent1"/>
+                      </a:effectRef>
+                      <a:fontRef idx="minor">
+                        <a:schemeClr val="dk1"/>
+                      </a:fontRef>
+                    </wps:style>
+                    <wps:txbx>
+                      <w:txbxContent>
+                        <w:p>
+                          <w:pPr>
+                            <w:jc w:val="left"/>
+                            <w:rPr>
+                              <w:rFonts w:hint="eastAsia" w:ascii="宋体" w:hAnsi="宋体" w:eastAsia="宋体" w:cs="宋体"/>
+                              <w:color w:val="404040"/>
+                              <w:sz w:val="18"/>
+                              <w:szCs w:val="18"/>
+                              <w:lang w:val="en-US" w:eastAsia="zh-CN"/>
+                            </w:rPr>
+                          </w:pPr>
+                          <w:r>
+                            <w:rPr>
+                              <w:rFonts w:hint="eastAsia" w:ascii="宋体" w:hAnsi="宋体" w:eastAsia="宋体" w:cs="宋体"/>
+                              <w:color w:val="404040"/>
+                              <w:sz w:val="18"/>
+                              <w:szCs w:val="18"/>
+                              <w:lang w:val="en-US" w:eastAsia="zh-CN"/>
+                            </w:rPr>
+                            <w:t>患者姓名：{{ client }}</w:t>
+                          </w:r>
+                        </w:p>
+                        <w:p>
+                          <w:pPr>
+                            <w:jc w:val="left"/>
+                            <w:rPr>
+                              <w:rFonts w:hint="eastAsia" w:ascii="宋体" w:hAnsi="宋体" w:eastAsia="宋体" w:cs="宋体"/>
+                              <w:color w:val="404040"/>
+                              <w:sz w:val="18"/>
+                              <w:szCs w:val="18"/>
+                              <w:lang w:val="en-US" w:eastAsia="zh-CN"/>
+                            </w:rPr>
+                          </w:pPr>
+                          <w:r>
+                            <w:rPr>
+                              <w:rFonts w:hint="eastAsia" w:ascii="宋体" w:hAnsi="宋体" w:eastAsia="宋体" w:cs="宋体"/>
+                              <w:color w:val="404040"/>
+                              <w:sz w:val="18"/>
+                              <w:szCs w:val="18"/>
+                              <w:lang w:val="en-US" w:eastAsia="zh-CN"/>
+                            </w:rPr>
+                            <w:t>条码号：{{sample_barcode}}</w:t>
+                          </w:r>
+                        </w:p>
+                        <w:p>
+                          <w:pPr>
+                            <w:jc w:val="left"/>
+                            <w:rPr>
+                              <w:rFonts w:hint="default" w:ascii="宋体" w:hAnsi="宋体" w:eastAsia="宋体" w:cs="宋体"/>
+                              <w:color w:val="404040"/>
+                              <w:sz w:val="18"/>
+                              <w:szCs w:val="18"/>
+                              <w:lang w:val="en-US" w:eastAsia="zh-CN"/>
+                            </w:rPr>
+                          </w:pPr>
+                          <w:r>
+                            <w:rPr>
+                              <w:rFonts w:hint="eastAsia" w:ascii="宋体" w:hAnsi="宋体" w:eastAsia="宋体" w:cs="宋体"/>
+                              <w:color w:val="404040"/>
+                              <w:sz w:val="18"/>
+                              <w:szCs w:val="18"/>
+                              <w:lang w:val="en-US" w:eastAsia="zh-CN"/>
+                            </w:rPr>
+                            <w:t>报告日期：{{ reportdate }}</w:t>
+                          </w:r>
+                        </w:p>
+                      </w:txbxContent>
+                    </wps:txbx>
+                    <wps:bodyPr rot="0" spcFirstLastPara="0" vertOverflow="overflow" horzOverflow="overflow" vert="horz" wrap="square" lIns="91440" tIns="45720" rIns="91440" bIns="45720" numCol="1" spcCol="0" rtlCol="0" fromWordArt="0" anchor="t" anchorCtr="0" forceAA="0" compatLnSpc="1">
+                      <a:noAutofit/>
+                    </wps:bodyPr>
+                  </wps:wsp>
+                </a:graphicData>
+              </a:graphic>
+            </wp:anchor>
+          </w:drawing>
+        </mc:Choice>
+        <mc:Fallback>
+          <w:pict>
+            <v:shape id="_x0000_s1026" o:spid="_x0000_s1026" o:spt="202" type="#_x0000_t202" style="position:absolute;left:0pt;margin-left:337.75pt;margin-top:-22.75pt;height:44.75pt;width:130.5pt;z-index:251666432;mso-width-relative:page;mso-height-relative:page;" filled="f" stroked="f" coordsize="21600,21600" o:gfxdata="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">
+              <v:fill on="f" focussize="0,0"/>
+              <v:stroke on="f" weight="0.5pt"/>
+              <v:imagedata o:title=""/>
+              <o:lock v:ext="edit" aspectratio="f"/>
+              <v:textbox>
+                <w:txbxContent>
+                  <w:p>
+                    <w:pPr>
+                      <w:jc w:val="left"/>
+                      <w:rPr>
+                        <w:rFonts w:hint="eastAsia" w:ascii="宋体" w:hAnsi="宋体" w:eastAsia="宋体" w:cs="宋体"/>
+                        <w:color w:val="404040"/>
+                        <w:sz w:val="18"/>
+                        <w:szCs w:val="18"/>
+                        <w:lang w:val="en-US" w:eastAsia="zh-CN"/>
+                      </w:rPr>
+                    </w:pPr>
+                    <w:r>
+                      <w:rPr>
+                        <w:rFonts w:hint="eastAsia" w:ascii="宋体" w:hAnsi="宋体" w:eastAsia="宋体" w:cs="宋体"/>
+                        <w:color w:val="404040"/>
+                        <w:sz w:val="18"/>
+                        <w:szCs w:val="18"/>
+                        <w:lang w:val="en-US" w:eastAsia="zh-CN"/>
+                      </w:rPr>
+                      <w:t>患者姓名：{{ client }}</w:t>
+                    </w:r>
+                  </w:p>
+                  <w:p>
+                    <w:pPr>
+                      <w:jc w:val="left"/>
+                      <w:rPr>
+                        <w:rFonts w:hint="eastAsia" w:ascii="宋体" w:hAnsi="宋体" w:eastAsia="宋体" w:cs="宋体"/>
+                        <w:color w:val="404040"/>
+                        <w:sz w:val="18"/>
+                        <w:szCs w:val="18"/>
+                        <w:lang w:val="en-US" w:eastAsia="zh-CN"/>
+                      </w:rPr>
+                    </w:pPr>
+                    <w:r>
+                      <w:rPr>
+                        <w:rFonts w:hint="eastAsia" w:ascii="宋体" w:hAnsi="宋体" w:eastAsia="宋体" w:cs="宋体"/>
+                        <w:color w:val="404040"/>
+                        <w:sz w:val="18"/>
+                        <w:szCs w:val="18"/>
+                        <w:lang w:val="en-US" w:eastAsia="zh-CN"/>
+                      </w:rPr>
+                      <w:t>条码号：{{sample_barcode}}</w:t>
+                    </w:r>
+                  </w:p>
+                  <w:p>
+                    <w:pPr>
+                      <w:jc w:val="left"/>
+                      <w:rPr>
+                        <w:rFonts w:hint="default" w:ascii="宋体" w:hAnsi="宋体" w:eastAsia="宋体" w:cs="宋体"/>
+                        <w:color w:val="404040"/>
+                        <w:sz w:val="18"/>
+                        <w:szCs w:val="18"/>
+                        <w:lang w:val="en-US" w:eastAsia="zh-CN"/>
+                      </w:rPr>
+                    </w:pPr>
+                    <w:r>
+                      <w:rPr>
+                        <w:rFonts w:hint="eastAsia" w:ascii="宋体" w:hAnsi="宋体" w:eastAsia="宋体" w:cs="宋体"/>
+                        <w:color w:val="404040"/>
+                        <w:sz w:val="18"/>
+                        <w:szCs w:val="18"/>
+                        <w:lang w:val="en-US" w:eastAsia="zh-CN"/>
+                      </w:rPr>
+                      <w:t>报告日期：{{ reportdate }}</w:t>
+                    </w:r>
+                  </w:p>
+                </w:txbxContent>
+              </v:textbox>
+            </v:shape>
+          </w:pict>
+        </mc:Fallback>
+      </mc:AlternateContent>
     </w:r>
-  </w:p>
-  <w:p>
-    <w:pPr>
-      <w:jc w:val="center"/>
-      <w:rPr>
-        <w:rFonts w:ascii="宋体" w:hAnsi="宋体" w:eastAsia="宋体" w:cs="宋体"/>
-        <w:color w:val="404040"/>
-        <w:sz w:val="18"/>
-        <w:szCs w:val="18"/>
-      </w:rPr>
-    </w:pPr>
     <w:r>
       <w:rPr>
-        <w:rFonts w:hint="eastAsia" w:ascii="宋体" w:hAnsi="宋体" w:eastAsia="宋体" w:cs="宋体"/>
-        <w:color w:val="404040"/>
         <w:sz w:val="18"/>
-        <w:szCs w:val="18"/>
       </w:rPr>
-      <w:t>电话：0531-55863597/0531-55863596</w:t>
+      <mc:AlternateContent>
+        <mc:Choice Requires="wps">
+          <w:drawing>
+            <wp:anchor distT="0" distB="0" distL="114300" distR="114300" simplePos="0" relativeHeight="251665408" behindDoc="0" locked="0" layoutInCell="1" allowOverlap="1">
+              <wp:simplePos x="0" y="0"/>
+              <wp:positionH relativeFrom="column">
+                <wp:posOffset>-52705</wp:posOffset>
+              </wp:positionH>
+              <wp:positionV relativeFrom="paragraph">
+                <wp:posOffset>-405765</wp:posOffset>
+              </wp:positionV>
+              <wp:extent cx="2512060" cy="736600"/>
+              <wp:effectExtent l="0" t="0" r="0" b="0"/>
+              <wp:wrapNone/>
+              <wp:docPr id="1" name="文本框 1"/>
+              <wp:cNvGraphicFramePr/>
+              <a:graphic xmlns:a="http://schemas.openxmlformats.org/drawingml/2006/main">
+                <a:graphicData uri="http://schemas.microsoft.com/office/word/2010/wordprocessingShape">
+                  <wps:wsp>
+                    <wps:cNvSpPr txBox="1"/>
+                    <wps:spPr>
+                      <a:xfrm>
+                        <a:off x="0" y="0"/>
+                        <a:ext cx="2512060" cy="736600"/>
+                      </a:xfrm>
+                      <a:prstGeom prst="rect">
+                        <a:avLst/>
+                      </a:prstGeom>
+                      <a:noFill/>
+                      <a:ln w="6350">
+                        <a:noFill/>
+                      </a:ln>
+                    </wps:spPr>
+                    <wps:style>
+                      <a:lnRef idx="0">
+                        <a:schemeClr val="accent1"/>
+                      </a:lnRef>
+                      <a:fillRef idx="0">
+                        <a:schemeClr val="accent1"/>
+                      </a:fillRef>
+                      <a:effectRef idx="0">
+                        <a:schemeClr val="accent1"/>
+                      </a:effectRef>
+                      <a:fontRef idx="minor">
+                        <a:schemeClr val="dk1"/>
+                      </a:fontRef>
+                    </wps:style>
+                    <wps:txbx>
+                      <w:txbxContent>
+                        <w:p>
+                          <w:pPr>
+                            <w:jc w:val="left"/>
+                            <w:rPr>
+                              <w:rFonts w:hint="eastAsia" w:ascii="宋体" w:hAnsi="宋体" w:eastAsia="宋体" w:cs="宋体"/>
+                              <w:color w:val="404040"/>
+                              <w:sz w:val="18"/>
+                              <w:szCs w:val="18"/>
+                            </w:rPr>
+                          </w:pPr>
+                          <w:r>
+                            <w:rPr>
+                              <w:rFonts w:hint="eastAsia" w:ascii="宋体" w:hAnsi="宋体" w:eastAsia="宋体" w:cs="宋体"/>
+                              <w:color w:val="404040"/>
+                              <w:sz w:val="18"/>
+                              <w:szCs w:val="18"/>
+                            </w:rPr>
+                            <w:t>山东第一医科大学附属中心医院</w:t>
+                          </w:r>
+                        </w:p>
+                        <w:p>
+                          <w:pPr>
+                            <w:jc w:val="left"/>
+                            <w:rPr>
+                              <w:rFonts w:ascii="宋体" w:hAnsi="宋体" w:eastAsia="宋体" w:cs="宋体"/>
+                              <w:color w:val="404040"/>
+                              <w:sz w:val="18"/>
+                              <w:szCs w:val="18"/>
+                            </w:rPr>
+                          </w:pPr>
+                          <w:r>
+                            <w:rPr>
+                              <w:rFonts w:hint="eastAsia" w:ascii="宋体" w:hAnsi="宋体" w:eastAsia="宋体" w:cs="宋体"/>
+                              <w:color w:val="404040"/>
+                              <w:sz w:val="18"/>
+                              <w:szCs w:val="18"/>
+                            </w:rPr>
+                            <w:t>医学实验诊断中心临床细胞分子遗传学组</w:t>
+                          </w:r>
+                        </w:p>
+                        <w:p>
+                          <w:pPr>
+                            <w:jc w:val="left"/>
+                            <w:rPr>
+                              <w:rFonts w:hint="default" w:ascii="宋体" w:hAnsi="宋体" w:eastAsia="宋体" w:cs="宋体"/>
+                              <w:color w:val="404040"/>
+                              <w:sz w:val="18"/>
+                              <w:szCs w:val="18"/>
+                              <w:lang w:val="en-US" w:eastAsia="zh-CN"/>
+                            </w:rPr>
+                          </w:pPr>
+                          <w:r>
+                            <w:rPr>
+                              <w:rFonts w:hint="eastAsia" w:ascii="宋体" w:hAnsi="宋体" w:eastAsia="宋体" w:cs="宋体"/>
+                              <w:color w:val="404040"/>
+                              <w:sz w:val="18"/>
+                              <w:szCs w:val="18"/>
+                              <w:lang w:val="en-US" w:eastAsia="zh-CN"/>
+                            </w:rPr>
+                            <w:t>济南市历下区山大南路56-1号</w:t>
+                          </w:r>
+                        </w:p>
+                        <w:p>
+                          <w:pPr>
+                            <w:jc w:val="left"/>
+                            <w:rPr>
+                              <w:rFonts w:ascii="宋体" w:hAnsi="宋体" w:eastAsia="宋体" w:cs="宋体"/>
+                              <w:color w:val="404040"/>
+                              <w:sz w:val="18"/>
+                              <w:szCs w:val="18"/>
+                            </w:rPr>
+                          </w:pPr>
+                          <w:r>
+                            <w:rPr>
+                              <w:rFonts w:hint="eastAsia" w:ascii="宋体" w:hAnsi="宋体" w:eastAsia="宋体" w:cs="宋体"/>
+                              <w:color w:val="404040"/>
+                              <w:sz w:val="18"/>
+                              <w:szCs w:val="18"/>
+                            </w:rPr>
+                            <w:t>电话：0531-55863597/0531-55863596</w:t>
+                          </w:r>
+                        </w:p>
+                        <w:p>
+                          <w:pPr>
+                            <w:jc w:val="left"/>
+                            <w:rPr>
+                              <w:rFonts w:hint="eastAsia"/>
+                              <w:lang w:val="en-US" w:eastAsia="zh-CN"/>
+                            </w:rPr>
+                          </w:pPr>
+                        </w:p>
+                      </w:txbxContent>
+                    </wps:txbx>
+                    <wps:bodyPr rot="0" spcFirstLastPara="0" vertOverflow="overflow" horzOverflow="overflow" vert="horz" wrap="square" lIns="91440" tIns="45720" rIns="91440" bIns="45720" numCol="1" spcCol="0" rtlCol="0" fromWordArt="0" anchor="t" anchorCtr="0" forceAA="0" compatLnSpc="1">
+                      <a:noAutofit/>
+                    </wps:bodyPr>
+                  </wps:wsp>
+                </a:graphicData>
+              </a:graphic>
+            </wp:anchor>
+          </w:drawing>
+        </mc:Choice>
+        <mc:Fallback>
+          <w:pict>
+            <v:shape id="_x0000_s1026" o:spid="_x0000_s1026" o:spt="202" type="#_x0000_t202" style="position:absolute;left:0pt;margin-left:-4.15pt;margin-top:-31.95pt;height:58pt;width:197.8pt;z-index:251665408;mso-width-relative:page;mso-height-relative:page;" filled="f" stroked="f" coordsize="21600,21600" o:gfxdata="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">
+              <v:fill on="f" focussize="0,0"/>
+              <v:stroke on="f" weight="0.5pt"/>
+              <v:imagedata o:title=""/>
+              <o:lock v:ext="edit" aspectratio="f"/>
+              <v:textbox>
+                <w:txbxContent>
+                  <w:p>
+                    <w:pPr>
+                      <w:jc w:val="left"/>
+                      <w:rPr>
+                        <w:rFonts w:hint="eastAsia" w:ascii="宋体" w:hAnsi="宋体" w:eastAsia="宋体" w:cs="宋体"/>
+                        <w:color w:val="404040"/>
+                        <w:sz w:val="18"/>
+                        <w:szCs w:val="18"/>
+                      </w:rPr>
+                    </w:pPr>
+                    <w:r>
+                      <w:rPr>
+                        <w:rFonts w:hint="eastAsia" w:ascii="宋体" w:hAnsi="宋体" w:eastAsia="宋体" w:cs="宋体"/>
+                        <w:color w:val="404040"/>
+                        <w:sz w:val="18"/>
+                        <w:szCs w:val="18"/>
+                      </w:rPr>
+                      <w:t>山东第一医科大学附属中心医院</w:t>
+                    </w:r>
+                  </w:p>
+                  <w:p>
+                    <w:pPr>
+                      <w:jc w:val="left"/>
+                      <w:rPr>
+                        <w:rFonts w:ascii="宋体" w:hAnsi="宋体" w:eastAsia="宋体" w:cs="宋体"/>
+                        <w:color w:val="404040"/>
+                        <w:sz w:val="18"/>
+                        <w:szCs w:val="18"/>
+                      </w:rPr>
+                    </w:pPr>
+                    <w:r>
+                      <w:rPr>
+                        <w:rFonts w:hint="eastAsia" w:ascii="宋体" w:hAnsi="宋体" w:eastAsia="宋体" w:cs="宋体"/>
+                        <w:color w:val="404040"/>
+                        <w:sz w:val="18"/>
+                        <w:szCs w:val="18"/>
+                      </w:rPr>
+                      <w:t>医学实验诊断中心临床细胞分子遗传学组</w:t>
+                    </w:r>
+                  </w:p>
+                  <w:p>
+                    <w:pPr>
+                      <w:jc w:val="left"/>
+                      <w:rPr>
+                        <w:rFonts w:hint="default" w:ascii="宋体" w:hAnsi="宋体" w:eastAsia="宋体" w:cs="宋体"/>
+                        <w:color w:val="404040"/>
+                        <w:sz w:val="18"/>
+                        <w:szCs w:val="18"/>
+                        <w:lang w:val="en-US" w:eastAsia="zh-CN"/>
+                      </w:rPr>
+                    </w:pPr>
+                    <w:r>
+                      <w:rPr>
+                        <w:rFonts w:hint="eastAsia" w:ascii="宋体" w:hAnsi="宋体" w:eastAsia="宋体" w:cs="宋体"/>
+                        <w:color w:val="404040"/>
+                        <w:sz w:val="18"/>
+                        <w:szCs w:val="18"/>
+                        <w:lang w:val="en-US" w:eastAsia="zh-CN"/>
+                      </w:rPr>
+                      <w:t>济南市历下区山大南路56-1号</w:t>
+                    </w:r>
+                  </w:p>
+                  <w:p>
+                    <w:pPr>
+                      <w:jc w:val="left"/>
+                      <w:rPr>
+                        <w:rFonts w:ascii="宋体" w:hAnsi="宋体" w:eastAsia="宋体" w:cs="宋体"/>
+                        <w:color w:val="404040"/>
+                        <w:sz w:val="18"/>
+                        <w:szCs w:val="18"/>
+                      </w:rPr>
+                    </w:pPr>
+                    <w:r>
+                      <w:rPr>
+                        <w:rFonts w:hint="eastAsia" w:ascii="宋体" w:hAnsi="宋体" w:eastAsia="宋体" w:cs="宋体"/>
+                        <w:color w:val="404040"/>
+                        <w:sz w:val="18"/>
+                        <w:szCs w:val="18"/>
+                      </w:rPr>
+                      <w:t>电话：0531-55863597/0531-55863596</w:t>
+                    </w:r>
+                  </w:p>
+                  <w:p>
+                    <w:pPr>
+                      <w:jc w:val="left"/>
+                      <w:rPr>
+                        <w:rFonts w:hint="eastAsia"/>
+                        <w:lang w:val="en-US" w:eastAsia="zh-CN"/>
+                      </w:rPr>
+                    </w:pPr>
+                  </w:p>
+                </w:txbxContent>
+              </v:textbox>
+            </v:shape>
+          </w:pict>
+        </mc:Fallback>
+      </mc:AlternateContent>
     </w:r>
-  </w:p>
-  <w:p>
-    <w:pPr>
-      <w:pStyle w:val="8"/>
-    </w:pPr>
   </w:p>
 </w:ftr>
 </file>
@@ -34464,40 +35078,487 @@
     <w:pPr>
       <w:jc w:val="center"/>
       <w:rPr>
-        <w:rFonts w:ascii="宋体" w:hAnsi="宋体" w:eastAsia="宋体" w:cs="宋体"/>
-        <w:color w:val="404040"/>
-        <w:sz w:val="18"/>
-        <w:szCs w:val="18"/>
-      </w:rPr>
-    </w:pPr>
-    <w:r>
-      <w:rPr>
-        <w:rFonts w:hint="eastAsia" w:ascii="宋体" w:hAnsi="宋体" w:eastAsia="宋体" w:cs="宋体"/>
-        <w:color w:val="404040"/>
-        <w:sz w:val="18"/>
-        <w:szCs w:val="18"/>
-      </w:rPr>
-      <w:t>版权所有© 山东第一医科大学附属中心医院医学实验诊断中心临床细胞分子遗传学组</w:t>
-    </w:r>
-  </w:p>
-  <w:p>
-    <w:pPr>
-      <w:jc w:val="center"/>
-      <w:rPr>
         <w:rFonts w:hint="eastAsia" w:ascii="宋体" w:hAnsi="宋体" w:eastAsia="宋体" w:cs="宋体"/>
         <w:color w:val="404040"/>
         <w:sz w:val="18"/>
         <w:szCs w:val="18"/>
       </w:rPr>
     </w:pPr>
+    <w:bookmarkStart w:id="39" w:name="_GoBack"/>
+    <w:bookmarkEnd w:id="39"/>
     <w:r>
       <w:rPr>
-        <w:rFonts w:hint="eastAsia" w:ascii="宋体" w:hAnsi="宋体" w:eastAsia="宋体" w:cs="宋体"/>
-        <w:color w:val="404040"/>
         <w:sz w:val="18"/>
-        <w:szCs w:val="18"/>
       </w:rPr>
-      <w:t>电话：0531-55863597/0531-55863596</w:t>
+      <mc:AlternateContent>
+        <mc:Choice Requires="wps">
+          <w:drawing>
+            <wp:anchor distT="0" distB="0" distL="114300" distR="114300" simplePos="0" relativeHeight="251668480" behindDoc="0" locked="0" layoutInCell="1" allowOverlap="1">
+              <wp:simplePos x="0" y="0"/>
+              <wp:positionH relativeFrom="column">
+                <wp:posOffset>4695825</wp:posOffset>
+              </wp:positionH>
+              <wp:positionV relativeFrom="paragraph">
+                <wp:posOffset>-217170</wp:posOffset>
+              </wp:positionV>
+              <wp:extent cx="1631950" cy="543560"/>
+              <wp:effectExtent l="0" t="0" r="0" b="0"/>
+              <wp:wrapNone/>
+              <wp:docPr id="16" name="文本框 16"/>
+              <wp:cNvGraphicFramePr/>
+              <a:graphic xmlns:a="http://schemas.openxmlformats.org/drawingml/2006/main">
+                <a:graphicData uri="http://schemas.microsoft.com/office/word/2010/wordprocessingShape">
+                  <wps:wsp>
+                    <wps:cNvSpPr txBox="1"/>
+                    <wps:spPr>
+                      <a:xfrm>
+                        <a:off x="0" y="0"/>
+                        <a:ext cx="1631950" cy="543560"/>
+                      </a:xfrm>
+                      <a:prstGeom prst="rect">
+                        <a:avLst/>
+                      </a:prstGeom>
+                      <a:noFill/>
+                      <a:ln w="6350">
+                        <a:noFill/>
+                      </a:ln>
+                    </wps:spPr>
+                    <wps:style>
+                      <a:lnRef idx="0">
+                        <a:schemeClr val="accent1"/>
+                      </a:lnRef>
+                      <a:fillRef idx="0">
+                        <a:schemeClr val="accent1"/>
+                      </a:fillRef>
+                      <a:effectRef idx="0">
+                        <a:schemeClr val="accent1"/>
+                      </a:effectRef>
+                      <a:fontRef idx="minor">
+                        <a:schemeClr val="dk1"/>
+                      </a:fontRef>
+                    </wps:style>
+                    <wps:txbx>
+                      <w:txbxContent>
+                        <w:p>
+                          <w:pPr>
+                            <w:jc w:val="left"/>
+                            <w:rPr>
+                              <w:rFonts w:hint="eastAsia" w:ascii="宋体" w:hAnsi="宋体" w:eastAsia="宋体" w:cs="宋体"/>
+                              <w:color w:val="404040"/>
+                              <w:sz w:val="18"/>
+                              <w:szCs w:val="18"/>
+                              <w:lang w:val="en-US" w:eastAsia="zh-CN"/>
+                            </w:rPr>
+                          </w:pPr>
+                          <w:r>
+                            <w:rPr>
+                              <w:rFonts w:hint="eastAsia" w:ascii="宋体" w:hAnsi="宋体" w:eastAsia="宋体" w:cs="宋体"/>
+                              <w:color w:val="404040"/>
+                              <w:sz w:val="18"/>
+                              <w:szCs w:val="18"/>
+                              <w:lang w:val="en-US" w:eastAsia="zh-CN"/>
+                            </w:rPr>
+                            <w:t>患者姓名：{{ client }}</w:t>
+                          </w:r>
+                        </w:p>
+                        <w:p>
+                          <w:pPr>
+                            <w:jc w:val="left"/>
+                            <w:rPr>
+                              <w:rFonts w:hint="eastAsia" w:ascii="宋体" w:hAnsi="宋体" w:eastAsia="宋体" w:cs="宋体"/>
+                              <w:color w:val="404040"/>
+                              <w:sz w:val="18"/>
+                              <w:szCs w:val="18"/>
+                              <w:lang w:val="en-US" w:eastAsia="zh-CN"/>
+                            </w:rPr>
+                          </w:pPr>
+                          <w:r>
+                            <w:rPr>
+                              <w:rFonts w:hint="eastAsia" w:ascii="宋体" w:hAnsi="宋体" w:eastAsia="宋体" w:cs="宋体"/>
+                              <w:color w:val="404040"/>
+                              <w:sz w:val="18"/>
+                              <w:szCs w:val="18"/>
+                              <w:lang w:val="en-US" w:eastAsia="zh-CN"/>
+                            </w:rPr>
+                            <w:t>条码号：{{sample_barcode}}</w:t>
+                          </w:r>
+                        </w:p>
+                        <w:p>
+                          <w:pPr>
+                            <w:jc w:val="left"/>
+                            <w:rPr>
+                              <w:rFonts w:hint="default" w:ascii="宋体" w:hAnsi="宋体" w:eastAsia="宋体" w:cs="宋体"/>
+                              <w:color w:val="404040"/>
+                              <w:sz w:val="18"/>
+                              <w:szCs w:val="18"/>
+                              <w:lang w:val="en-US" w:eastAsia="zh-CN"/>
+                            </w:rPr>
+                          </w:pPr>
+                          <w:r>
+                            <w:rPr>
+                              <w:rFonts w:hint="eastAsia" w:ascii="宋体" w:hAnsi="宋体" w:eastAsia="宋体" w:cs="宋体"/>
+                              <w:color w:val="404040"/>
+                              <w:sz w:val="18"/>
+                              <w:szCs w:val="18"/>
+                              <w:lang w:val="en-US" w:eastAsia="zh-CN"/>
+                            </w:rPr>
+                            <w:t>报告日期：{{ reportdate }}</w:t>
+                          </w:r>
+                        </w:p>
+                      </w:txbxContent>
+                    </wps:txbx>
+                    <wps:bodyPr rot="0" spcFirstLastPara="0" vertOverflow="overflow" horzOverflow="overflow" vert="horz" wrap="square" lIns="91440" tIns="45720" rIns="91440" bIns="45720" numCol="1" spcCol="0" rtlCol="0" fromWordArt="0" anchor="t" anchorCtr="0" forceAA="0" compatLnSpc="1">
+                      <a:noAutofit/>
+                    </wps:bodyPr>
+                  </wps:wsp>
+                </a:graphicData>
+              </a:graphic>
+            </wp:anchor>
+          </w:drawing>
+        </mc:Choice>
+        <mc:Fallback>
+          <w:pict>
+            <v:shape id="_x0000_s1026" o:spid="_x0000_s1026" o:spt="202" type="#_x0000_t202" style="position:absolute;left:0pt;margin-left:369.75pt;margin-top:-17.1pt;height:42.8pt;width:128.5pt;z-index:251668480;mso-width-relative:page;mso-height-relative:page;" filled="f" stroked="f" coordsize="21600,21600" o:gfxdata="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">
+              <v:fill on="f" focussize="0,0"/>
+              <v:stroke on="f" weight="0.5pt"/>
+              <v:imagedata o:title=""/>
+              <o:lock v:ext="edit" aspectratio="f"/>
+              <v:textbox>
+                <w:txbxContent>
+                  <w:p>
+                    <w:pPr>
+                      <w:jc w:val="left"/>
+                      <w:rPr>
+                        <w:rFonts w:hint="eastAsia" w:ascii="宋体" w:hAnsi="宋体" w:eastAsia="宋体" w:cs="宋体"/>
+                        <w:color w:val="404040"/>
+                        <w:sz w:val="18"/>
+                        <w:szCs w:val="18"/>
+                        <w:lang w:val="en-US" w:eastAsia="zh-CN"/>
+                      </w:rPr>
+                    </w:pPr>
+                    <w:r>
+                      <w:rPr>
+                        <w:rFonts w:hint="eastAsia" w:ascii="宋体" w:hAnsi="宋体" w:eastAsia="宋体" w:cs="宋体"/>
+                        <w:color w:val="404040"/>
+                        <w:sz w:val="18"/>
+                        <w:szCs w:val="18"/>
+                        <w:lang w:val="en-US" w:eastAsia="zh-CN"/>
+                      </w:rPr>
+                      <w:t>患者姓名：{{ client }}</w:t>
+                    </w:r>
+                  </w:p>
+                  <w:p>
+                    <w:pPr>
+                      <w:jc w:val="left"/>
+                      <w:rPr>
+                        <w:rFonts w:hint="eastAsia" w:ascii="宋体" w:hAnsi="宋体" w:eastAsia="宋体" w:cs="宋体"/>
+                        <w:color w:val="404040"/>
+                        <w:sz w:val="18"/>
+                        <w:szCs w:val="18"/>
+                        <w:lang w:val="en-US" w:eastAsia="zh-CN"/>
+                      </w:rPr>
+                    </w:pPr>
+                    <w:r>
+                      <w:rPr>
+                        <w:rFonts w:hint="eastAsia" w:ascii="宋体" w:hAnsi="宋体" w:eastAsia="宋体" w:cs="宋体"/>
+                        <w:color w:val="404040"/>
+                        <w:sz w:val="18"/>
+                        <w:szCs w:val="18"/>
+                        <w:lang w:val="en-US" w:eastAsia="zh-CN"/>
+                      </w:rPr>
+                      <w:t>条码号：{{sample_barcode}}</w:t>
+                    </w:r>
+                  </w:p>
+                  <w:p>
+                    <w:pPr>
+                      <w:jc w:val="left"/>
+                      <w:rPr>
+                        <w:rFonts w:hint="default" w:ascii="宋体" w:hAnsi="宋体" w:eastAsia="宋体" w:cs="宋体"/>
+                        <w:color w:val="404040"/>
+                        <w:sz w:val="18"/>
+                        <w:szCs w:val="18"/>
+                        <w:lang w:val="en-US" w:eastAsia="zh-CN"/>
+                      </w:rPr>
+                    </w:pPr>
+                    <w:r>
+                      <w:rPr>
+                        <w:rFonts w:hint="eastAsia" w:ascii="宋体" w:hAnsi="宋体" w:eastAsia="宋体" w:cs="宋体"/>
+                        <w:color w:val="404040"/>
+                        <w:sz w:val="18"/>
+                        <w:szCs w:val="18"/>
+                        <w:lang w:val="en-US" w:eastAsia="zh-CN"/>
+                      </w:rPr>
+                      <w:t>报告日期：{{ reportdate }}</w:t>
+                    </w:r>
+                  </w:p>
+                </w:txbxContent>
+              </v:textbox>
+            </v:shape>
+          </w:pict>
+        </mc:Fallback>
+      </mc:AlternateContent>
+    </w:r>
+    <w:r>
+      <w:rPr>
+        <w:sz w:val="18"/>
+      </w:rPr>
+      <mc:AlternateContent>
+        <mc:Choice Requires="wps">
+          <w:drawing>
+            <wp:anchor distT="0" distB="0" distL="114300" distR="114300" simplePos="0" relativeHeight="251667456" behindDoc="0" locked="0" layoutInCell="1" allowOverlap="1">
+              <wp:simplePos x="0" y="0"/>
+              <wp:positionH relativeFrom="column">
+                <wp:posOffset>-52705</wp:posOffset>
+              </wp:positionH>
+              <wp:positionV relativeFrom="paragraph">
+                <wp:posOffset>-342900</wp:posOffset>
+              </wp:positionV>
+              <wp:extent cx="2453005" cy="718820"/>
+              <wp:effectExtent l="0" t="0" r="0" b="0"/>
+              <wp:wrapNone/>
+              <wp:docPr id="15" name="文本框 15"/>
+              <wp:cNvGraphicFramePr/>
+              <a:graphic xmlns:a="http://schemas.openxmlformats.org/drawingml/2006/main">
+                <a:graphicData uri="http://schemas.microsoft.com/office/word/2010/wordprocessingShape">
+                  <wps:wsp>
+                    <wps:cNvSpPr txBox="1"/>
+                    <wps:spPr>
+                      <a:xfrm>
+                        <a:off x="0" y="0"/>
+                        <a:ext cx="2453005" cy="718820"/>
+                      </a:xfrm>
+                      <a:prstGeom prst="rect">
+                        <a:avLst/>
+                      </a:prstGeom>
+                      <a:noFill/>
+                      <a:ln w="6350">
+                        <a:noFill/>
+                      </a:ln>
+                    </wps:spPr>
+                    <wps:style>
+                      <a:lnRef idx="0">
+                        <a:schemeClr val="accent1"/>
+                      </a:lnRef>
+                      <a:fillRef idx="0">
+                        <a:schemeClr val="accent1"/>
+                      </a:fillRef>
+                      <a:effectRef idx="0">
+                        <a:schemeClr val="accent1"/>
+                      </a:effectRef>
+                      <a:fontRef idx="minor">
+                        <a:schemeClr val="dk1"/>
+                      </a:fontRef>
+                    </wps:style>
+                    <wps:txbx>
+                      <w:txbxContent>
+                        <w:p>
+                          <w:pPr>
+                            <w:jc w:val="left"/>
+                            <w:rPr>
+                              <w:rFonts w:hint="eastAsia" w:ascii="宋体" w:hAnsi="宋体" w:eastAsia="宋体" w:cs="宋体"/>
+                              <w:color w:val="404040"/>
+                              <w:sz w:val="18"/>
+                              <w:szCs w:val="18"/>
+                            </w:rPr>
+                          </w:pPr>
+                          <w:r>
+                            <w:rPr>
+                              <w:rFonts w:hint="eastAsia" w:ascii="宋体" w:hAnsi="宋体" w:eastAsia="宋体" w:cs="宋体"/>
+                              <w:color w:val="404040"/>
+                              <w:sz w:val="18"/>
+                              <w:szCs w:val="18"/>
+                            </w:rPr>
+                            <w:t>山东第一医科大学附属中心医院</w:t>
+                          </w:r>
+                        </w:p>
+                        <w:p>
+                          <w:pPr>
+                            <w:jc w:val="left"/>
+                            <w:rPr>
+                              <w:rFonts w:ascii="宋体" w:hAnsi="宋体" w:eastAsia="宋体" w:cs="宋体"/>
+                              <w:color w:val="404040"/>
+                              <w:sz w:val="18"/>
+                              <w:szCs w:val="18"/>
+                            </w:rPr>
+                          </w:pPr>
+                          <w:r>
+                            <w:rPr>
+                              <w:rFonts w:hint="eastAsia" w:ascii="宋体" w:hAnsi="宋体" w:eastAsia="宋体" w:cs="宋体"/>
+                              <w:color w:val="404040"/>
+                              <w:sz w:val="18"/>
+                              <w:szCs w:val="18"/>
+                            </w:rPr>
+                            <w:t>医学实验诊断中心临床细胞分子遗传学组</w:t>
+                          </w:r>
+                        </w:p>
+                        <w:p>
+                          <w:pPr>
+                            <w:jc w:val="left"/>
+                            <w:rPr>
+                              <w:rFonts w:hint="default" w:ascii="宋体" w:hAnsi="宋体" w:eastAsia="宋体" w:cs="宋体"/>
+                              <w:color w:val="404040"/>
+                              <w:sz w:val="18"/>
+                              <w:szCs w:val="18"/>
+                              <w:lang w:val="en-US" w:eastAsia="zh-CN"/>
+                            </w:rPr>
+                          </w:pPr>
+                          <w:r>
+                            <w:rPr>
+                              <w:rFonts w:hint="eastAsia" w:ascii="宋体" w:hAnsi="宋体" w:eastAsia="宋体" w:cs="宋体"/>
+                              <w:color w:val="404040"/>
+                              <w:sz w:val="18"/>
+                              <w:szCs w:val="18"/>
+                              <w:lang w:val="en-US" w:eastAsia="zh-CN"/>
+                            </w:rPr>
+                            <w:t>济南市历下区山大南路56-1号</w:t>
+                          </w:r>
+                        </w:p>
+                        <w:p>
+                          <w:pPr>
+                            <w:jc w:val="left"/>
+                            <w:rPr>
+                              <w:rFonts w:ascii="宋体" w:hAnsi="宋体" w:eastAsia="宋体" w:cs="宋体"/>
+                              <w:color w:val="404040"/>
+                              <w:sz w:val="18"/>
+                              <w:szCs w:val="18"/>
+                            </w:rPr>
+                          </w:pPr>
+                          <w:r>
+                            <w:rPr>
+                              <w:rFonts w:hint="eastAsia" w:ascii="宋体" w:hAnsi="宋体" w:eastAsia="宋体" w:cs="宋体"/>
+                              <w:color w:val="404040"/>
+                              <w:sz w:val="18"/>
+                              <w:szCs w:val="18"/>
+                            </w:rPr>
+                            <w:t>电话：0531-55863597/0531-55863596</w:t>
+                          </w:r>
+                        </w:p>
+                        <w:p>
+                          <w:pPr>
+                            <w:jc w:val="left"/>
+                            <w:rPr>
+                              <w:rFonts w:hint="eastAsia"/>
+                              <w:lang w:val="en-US" w:eastAsia="zh-CN"/>
+                            </w:rPr>
+                          </w:pPr>
+                        </w:p>
+                      </w:txbxContent>
+                    </wps:txbx>
+                    <wps:bodyPr rot="0" spcFirstLastPara="0" vertOverflow="overflow" horzOverflow="overflow" vert="horz" wrap="square" lIns="91440" tIns="45720" rIns="91440" bIns="45720" numCol="1" spcCol="0" rtlCol="0" fromWordArt="0" anchor="t" anchorCtr="0" forceAA="0" compatLnSpc="1">
+                      <a:noAutofit/>
+                    </wps:bodyPr>
+                  </wps:wsp>
+                </a:graphicData>
+              </a:graphic>
+            </wp:anchor>
+          </w:drawing>
+        </mc:Choice>
+        <mc:Fallback>
+          <w:pict>
+            <v:shape id="_x0000_s1026" o:spid="_x0000_s1026" o:spt="202" type="#_x0000_t202" style="position:absolute;left:0pt;margin-left:-4.15pt;margin-top:-27pt;height:56.6pt;width:193.15pt;z-index:251667456;mso-width-relative:page;mso-height-relative:page;" filled="f" stroked="f" coordsize="21600,21600" o:gfxdata="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">
+              <v:fill on="f" focussize="0,0"/>
+              <v:stroke on="f" weight="0.5pt"/>
+              <v:imagedata o:title=""/>
+              <o:lock v:ext="edit" aspectratio="f"/>
+              <v:textbox>
+                <w:txbxContent>
+                  <w:p>
+                    <w:pPr>
+                      <w:jc w:val="left"/>
+                      <w:rPr>
+                        <w:rFonts w:hint="eastAsia" w:ascii="宋体" w:hAnsi="宋体" w:eastAsia="宋体" w:cs="宋体"/>
+                        <w:color w:val="404040"/>
+                        <w:sz w:val="18"/>
+                        <w:szCs w:val="18"/>
+                      </w:rPr>
+                    </w:pPr>
+                    <w:r>
+                      <w:rPr>
+                        <w:rFonts w:hint="eastAsia" w:ascii="宋体" w:hAnsi="宋体" w:eastAsia="宋体" w:cs="宋体"/>
+                        <w:color w:val="404040"/>
+                        <w:sz w:val="18"/>
+                        <w:szCs w:val="18"/>
+                      </w:rPr>
+                      <w:t>山东第一医科大学附属中心医院</w:t>
+                    </w:r>
+                  </w:p>
+                  <w:p>
+                    <w:pPr>
+                      <w:jc w:val="left"/>
+                      <w:rPr>
+                        <w:rFonts w:ascii="宋体" w:hAnsi="宋体" w:eastAsia="宋体" w:cs="宋体"/>
+                        <w:color w:val="404040"/>
+                        <w:sz w:val="18"/>
+                        <w:szCs w:val="18"/>
+                      </w:rPr>
+                    </w:pPr>
+                    <w:r>
+                      <w:rPr>
+                        <w:rFonts w:hint="eastAsia" w:ascii="宋体" w:hAnsi="宋体" w:eastAsia="宋体" w:cs="宋体"/>
+                        <w:color w:val="404040"/>
+                        <w:sz w:val="18"/>
+                        <w:szCs w:val="18"/>
+                      </w:rPr>
+                      <w:t>医学实验诊断中心临床细胞分子遗传学组</w:t>
+                    </w:r>
+                  </w:p>
+                  <w:p>
+                    <w:pPr>
+                      <w:jc w:val="left"/>
+                      <w:rPr>
+                        <w:rFonts w:hint="default" w:ascii="宋体" w:hAnsi="宋体" w:eastAsia="宋体" w:cs="宋体"/>
+                        <w:color w:val="404040"/>
+                        <w:sz w:val="18"/>
+                        <w:szCs w:val="18"/>
+                        <w:lang w:val="en-US" w:eastAsia="zh-CN"/>
+                      </w:rPr>
+                    </w:pPr>
+                    <w:r>
+                      <w:rPr>
+                        <w:rFonts w:hint="eastAsia" w:ascii="宋体" w:hAnsi="宋体" w:eastAsia="宋体" w:cs="宋体"/>
+                        <w:color w:val="404040"/>
+                        <w:sz w:val="18"/>
+                        <w:szCs w:val="18"/>
+                        <w:lang w:val="en-US" w:eastAsia="zh-CN"/>
+                      </w:rPr>
+                      <w:t>济南市历下区山大南路56-1号</w:t>
+                    </w:r>
+                  </w:p>
+                  <w:p>
+                    <w:pPr>
+                      <w:jc w:val="left"/>
+                      <w:rPr>
+                        <w:rFonts w:ascii="宋体" w:hAnsi="宋体" w:eastAsia="宋体" w:cs="宋体"/>
+                        <w:color w:val="404040"/>
+                        <w:sz w:val="18"/>
+                        <w:szCs w:val="18"/>
+                      </w:rPr>
+                    </w:pPr>
+                    <w:r>
+                      <w:rPr>
+                        <w:rFonts w:hint="eastAsia" w:ascii="宋体" w:hAnsi="宋体" w:eastAsia="宋体" w:cs="宋体"/>
+                        <w:color w:val="404040"/>
+                        <w:sz w:val="18"/>
+                        <w:szCs w:val="18"/>
+                      </w:rPr>
+                      <w:t>电话：0531-55863597/0531-55863596</w:t>
+                    </w:r>
+                  </w:p>
+                  <w:p>
+                    <w:pPr>
+                      <w:jc w:val="left"/>
+                      <w:rPr>
+                        <w:rFonts w:hint="eastAsia"/>
+                        <w:lang w:val="en-US" w:eastAsia="zh-CN"/>
+                      </w:rPr>
+                    </w:pPr>
+                  </w:p>
+                </w:txbxContent>
+              </v:textbox>
+            </v:shape>
+          </w:pict>
+        </mc:Fallback>
+      </mc:AlternateContent>
     </w:r>
   </w:p>
   <w:p>
@@ -34523,9 +35584,9 @@
                 <wp:posOffset>544195</wp:posOffset>
               </wp:positionH>
               <wp:positionV relativeFrom="paragraph">
-                <wp:posOffset>22225</wp:posOffset>
+                <wp:posOffset>64135</wp:posOffset>
               </wp:positionV>
-              <wp:extent cx="5198110" cy="466725"/>
+              <wp:extent cx="5198110" cy="424815"/>
               <wp:effectExtent l="0" t="0" r="0" b="0"/>
               <wp:wrapNone/>
               <wp:docPr id="42" name="文本框 42"/>
@@ -34537,7 +35598,7 @@
                     <wps:spPr>
                       <a:xfrm>
                         <a:off x="0" y="0"/>
-                        <a:ext cx="5198110" cy="466725"/>
+                        <a:ext cx="5198110" cy="424815"/>
                       </a:xfrm>
                       <a:prstGeom prst="rect">
                         <a:avLst/>
@@ -34852,7 +35913,7 @@
         </mc:Choice>
         <mc:Fallback>
           <w:pict>
-            <v:shape id="_x0000_s1026" o:spid="_x0000_s1026" o:spt="202" type="#_x0000_t202" style="position:absolute;left:0pt;margin-left:42.85pt;margin-top:1.75pt;height:36.75pt;width:409.3pt;mso-position-horizontal-relative:margin;z-index:251660288;mso-width-relative:page;mso-height-relative:page;" filled="f" stroked="f" coordsize="21600,21600" o:gfxdata="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">
+            <v:shape id="_x0000_s1026" o:spid="_x0000_s1026" o:spt="202" type="#_x0000_t202" style="position:absolute;left:0pt;margin-left:42.85pt;margin-top:5.05pt;height:33.45pt;width:409.3pt;mso-position-horizontal-relative:margin;z-index:251660288;mso-width-relative:page;mso-height-relative:page;" filled="f" stroked="f" coordsize="21600,21600" o:gfxdata="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">
               <v:fill on="f" focussize="0,0"/>
               <v:stroke on="f" weight="0.5pt"/>
               <v:imagedata o:title=""/>
